--- a/scansionRNN/output.docx
+++ b/scansionRNN/output.docx
@@ -278,7 +278,7 @@
           <w:rFonts w:ascii="Courier New" w:hAnsi="Courier New"/>
           <w:sz w:val="22"/>
         </w:rPr>
-        <w:t xml:space="preserve"> u   //   u   /    uu  /  u    /   u  /   </w:t>
+        <w:t xml:space="preserve"> u   /    / u      /u  u  /  u     /  u   </w:t>
       </w:r>
     </w:p>
     <w:p>
@@ -611,7 +611,7 @@
           <w:rFonts w:ascii="Courier New" w:hAnsi="Courier New"/>
           <w:sz w:val="22"/>
         </w:rPr>
-        <w:t xml:space="preserve">  uu/   u    //   u    /    u   /  u    /    </w:t>
+        <w:t xml:space="preserve">  uu/   u    /    /    u  /     u  /    u  / </w:t>
       </w:r>
     </w:p>
     <w:p>
@@ -685,7 +685,7 @@
           <w:rFonts w:ascii="Courier New" w:hAnsi="Courier New"/>
           <w:sz w:val="22"/>
         </w:rPr>
-        <w:t xml:space="preserve"> u   /  u //   u    /   uu  //    u  /   </w:t>
+        <w:t xml:space="preserve"> u   /  u /    /    u   /u  u/       /  u</w:t>
       </w:r>
     </w:p>
     <w:p>
@@ -833,7 +833,7 @@
           <w:rFonts w:ascii="Courier New" w:hAnsi="Courier New"/>
           <w:sz w:val="22"/>
         </w:rPr>
-        <w:t xml:space="preserve">u  / u   /   u   / uu /  uu   / </w:t>
+        <w:t xml:space="preserve">u  / u   /   u   / u  u  /u   u </w:t>
       </w:r>
     </w:p>
     <w:p>
@@ -907,7 +907,7 @@
           <w:rFonts w:ascii="Courier New" w:hAnsi="Courier New"/>
           <w:sz w:val="22"/>
         </w:rPr>
-        <w:t xml:space="preserve">  /  uu  /   u    /   u      /  u  / uu</w:t>
+        <w:t xml:space="preserve">  /  uu  /   u    /   u      /  u  / u </w:t>
       </w:r>
     </w:p>
     <w:p>
@@ -1018,7 +1018,7 @@
           <w:rFonts w:ascii="Courier New" w:hAnsi="Courier New"/>
           <w:sz w:val="22"/>
         </w:rPr>
-        <w:t xml:space="preserve">u  u   /   u     /   u    /   uu  /  u / </w:t>
+        <w:t xml:space="preserve">u  u   /   u     /   u    /   u   u  / u </w:t>
       </w:r>
     </w:p>
     <w:p>
@@ -1166,7 +1166,7 @@
           <w:rFonts w:ascii="Courier New" w:hAnsi="Courier New"/>
           <w:sz w:val="22"/>
         </w:rPr>
-        <w:t xml:space="preserve">u   //   u       /uu    /  u   /  u / </w:t>
+        <w:t xml:space="preserve">u   /    /   u    /u    u  /   u  / u </w:t>
       </w:r>
     </w:p>
     <w:p>
@@ -1314,7 +1314,7 @@
           <w:rFonts w:ascii="Courier New" w:hAnsi="Courier New"/>
           <w:sz w:val="22"/>
         </w:rPr>
-        <w:t xml:space="preserve">u    /      uu   /   u    /   uu   /  uu / </w:t>
+        <w:t xml:space="preserve">u    /      u    u   /    u   /u      u/ u </w:t>
       </w:r>
     </w:p>
     <w:p>
@@ -1388,7 +1388,7 @@
           <w:rFonts w:ascii="Courier New" w:hAnsi="Courier New"/>
           <w:sz w:val="22"/>
         </w:rPr>
-        <w:t xml:space="preserve">    uu   /   u    /   u   /  uu  / uu / </w:t>
+        <w:t xml:space="preserve">    u    u   /    u   /   u  /u    u/ u </w:t>
       </w:r>
     </w:p>
     <w:p>
@@ -1462,7 +1462,7 @@
           <w:rFonts w:ascii="Courier New" w:hAnsi="Courier New"/>
           <w:sz w:val="22"/>
         </w:rPr>
-        <w:t xml:space="preserve">  u   /  u    /    u   /   u /  u // </w:t>
+        <w:t xml:space="preserve">  u   /  u    /    u   /   u /  u /  </w:t>
       </w:r>
     </w:p>
     <w:p>
@@ -1536,7 +1536,7 @@
           <w:rFonts w:ascii="Courier New" w:hAnsi="Courier New"/>
           <w:sz w:val="22"/>
         </w:rPr>
-        <w:t xml:space="preserve">  u   //   u  /u u  //  u   / u    /   </w:t>
+        <w:t xml:space="preserve">  u   /    /  u/ u  u/  /   u /    u / </w:t>
       </w:r>
     </w:p>
     <w:p>
@@ -1573,7 +1573,7 @@
           <w:rFonts w:ascii="Courier New" w:hAnsi="Courier New"/>
           <w:sz w:val="22"/>
         </w:rPr>
-        <w:t xml:space="preserve">u    /      uu   /   u    /   uu  /  u / </w:t>
+        <w:t xml:space="preserve">u    /      u    u   /    u   /u     u / </w:t>
       </w:r>
     </w:p>
     <w:p>
@@ -1610,7 +1610,7 @@
           <w:rFonts w:ascii="Courier New" w:hAnsi="Courier New"/>
           <w:sz w:val="22"/>
         </w:rPr>
-        <w:t xml:space="preserve">  u   /   u    //    uu  //   u  / u //    </w:t>
+        <w:t xml:space="preserve">  u   /   u    //    uu  /    /  u / u/  / </w:t>
       </w:r>
     </w:p>
     <w:p>
@@ -1795,7 +1795,7 @@
           <w:rFonts w:ascii="Courier New" w:hAnsi="Courier New"/>
           <w:sz w:val="22"/>
         </w:rPr>
-        <w:t xml:space="preserve">u     /    u   /  u    /   u    / u // </w:t>
+        <w:t xml:space="preserve">u     /    u   /  u    /   u    / u /  </w:t>
       </w:r>
     </w:p>
     <w:p>
@@ -1906,7 +1906,7 @@
           <w:rFonts w:ascii="Courier New" w:hAnsi="Courier New"/>
           <w:sz w:val="22"/>
         </w:rPr>
-        <w:t xml:space="preserve"> u   /   u    /   u  //  u  /  u//  </w:t>
+        <w:t xml:space="preserve"> u   /   u    /   u  /   /  u  /u/  </w:t>
       </w:r>
     </w:p>
     <w:p>
@@ -2054,7 +2054,7 @@
           <w:rFonts w:ascii="Courier New" w:hAnsi="Courier New"/>
           <w:sz w:val="22"/>
         </w:rPr>
-        <w:t xml:space="preserve">u    /    u    /  u  //   u  /    u  /u   </w:t>
+        <w:t xml:space="preserve">u    /    u    /  u  /    /  u    /  u/ u </w:t>
       </w:r>
     </w:p>
     <w:p>
@@ -2165,7 +2165,7 @@
           <w:rFonts w:ascii="Courier New" w:hAnsi="Courier New"/>
           <w:sz w:val="22"/>
         </w:rPr>
-        <w:t xml:space="preserve"> u   /uu /  u   /     u  / uu  /   </w:t>
+        <w:t xml:space="preserve"> u   /uu /  u   /     u  / u   u  /</w:t>
       </w:r>
     </w:p>
     <w:p>
@@ -2202,7 +2202,7 @@
           <w:rFonts w:ascii="Courier New" w:hAnsi="Courier New"/>
           <w:sz w:val="22"/>
         </w:rPr>
-        <w:t xml:space="preserve">u  / u /   uu    /  uuu  /    uu   /    </w:t>
+        <w:t xml:space="preserve">u  / u /   uu    /  uu   u    /u   u  / </w:t>
       </w:r>
     </w:p>
     <w:p>
@@ -2239,7 +2239,7 @@
           <w:rFonts w:ascii="Courier New" w:hAnsi="Courier New"/>
           <w:sz w:val="22"/>
         </w:rPr>
-        <w:t xml:space="preserve">u    /   u /  u  /   u   //  u  /    </w:t>
+        <w:t xml:space="preserve">u    /   u /  u  /   u   /   /  u  / </w:t>
       </w:r>
     </w:p>
     <w:p>
@@ -2313,7 +2313,7 @@
           <w:rFonts w:ascii="Courier New" w:hAnsi="Courier New"/>
           <w:sz w:val="22"/>
         </w:rPr>
-        <w:t xml:space="preserve"> u  / u   //     uu   //   u  /   u   /u   </w:t>
+        <w:t xml:space="preserve"> u  / u   /      /u   u/   /  u   /   u/ u </w:t>
       </w:r>
     </w:p>
     <w:p>
@@ -2387,7 +2387,7 @@
           <w:rFonts w:ascii="Courier New" w:hAnsi="Courier New"/>
           <w:sz w:val="22"/>
         </w:rPr>
-        <w:t xml:space="preserve">  u  /    u  /   u    //  uu  / u // </w:t>
+        <w:t xml:space="preserve">  u  /    u  /   u    /   /u  u / u/ </w:t>
       </w:r>
     </w:p>
     <w:p>
@@ -2646,7 +2646,7 @@
           <w:rFonts w:ascii="Courier New" w:hAnsi="Courier New"/>
           <w:sz w:val="22"/>
         </w:rPr>
-        <w:t xml:space="preserve">u   //   u /   u   /    u  /  u  / </w:t>
+        <w:t xml:space="preserve">u   /    / u   / u      /  u  /  u </w:t>
       </w:r>
     </w:p>
     <w:p>
@@ -2720,7 +2720,7 @@
           <w:rFonts w:ascii="Courier New" w:hAnsi="Courier New"/>
           <w:sz w:val="22"/>
         </w:rPr>
-        <w:t xml:space="preserve">  u /     u     /    uu   /  u  //   u  /</w:t>
+        <w:t xml:space="preserve">  u /     u     /    uu   /  u  /    /  u</w:t>
       </w:r>
     </w:p>
     <w:p>
@@ -2757,7 +2757,7 @@
           <w:rFonts w:ascii="Courier New" w:hAnsi="Courier New"/>
           <w:sz w:val="22"/>
         </w:rPr>
-        <w:t xml:space="preserve"> u  /    u //  uu  /    u  //   u  / </w:t>
+        <w:t xml:space="preserve"> u  /    u /   /u  u    /  u/   /  u </w:t>
       </w:r>
     </w:p>
     <w:p>
@@ -2831,7 +2831,7 @@
           <w:rFonts w:ascii="Courier New" w:hAnsi="Courier New"/>
           <w:sz w:val="22"/>
         </w:rPr>
-        <w:t xml:space="preserve"> u   /uu   //   uu   /  u   /  u  /    </w:t>
+        <w:t xml:space="preserve"> u   /uu   /    /u   u  /   u  /  u  / </w:t>
       </w:r>
     </w:p>
     <w:p>
@@ -2905,7 +2905,7 @@
           <w:rFonts w:ascii="Courier New" w:hAnsi="Courier New"/>
           <w:sz w:val="22"/>
         </w:rPr>
-        <w:t xml:space="preserve"> uu   /  u   /  u    /   u   / u    /   </w:t>
+        <w:t xml:space="preserve"> u    u  /   u  /    u   /   u /    u / </w:t>
       </w:r>
     </w:p>
     <w:p>
@@ -2979,7 +2979,7 @@
           <w:rFonts w:ascii="Courier New" w:hAnsi="Courier New"/>
           <w:sz w:val="22"/>
         </w:rPr>
-        <w:t xml:space="preserve"> u   /  u //   u     /u  u   /  uu   /   </w:t>
+        <w:t xml:space="preserve"> u   /  u /    /     u/  u   u  /u   u / </w:t>
       </w:r>
     </w:p>
     <w:p>
@@ -3127,7 +3127,7 @@
           <w:rFonts w:ascii="Courier New" w:hAnsi="Courier New"/>
           <w:sz w:val="22"/>
         </w:rPr>
-        <w:t xml:space="preserve">  u  /u   u   //     u  /   u   /    u  //  </w:t>
+        <w:t xml:space="preserve">  u  /u   u   /      /  u   /   u    /  u/  </w:t>
       </w:r>
     </w:p>
     <w:p>
@@ -3584,7 +3584,7 @@
           <w:rFonts w:ascii="Courier New" w:hAnsi="Courier New"/>
           <w:sz w:val="22"/>
         </w:rPr>
-        <w:t xml:space="preserve">u  / u   //     u   /    u  /      u   /   </w:t>
+        <w:t xml:space="preserve">u  / u   /      /   u    /  u   /      u / </w:t>
       </w:r>
     </w:p>
     <w:p>
@@ -3658,7 +3658,7 @@
           <w:rFonts w:ascii="Courier New" w:hAnsi="Courier New"/>
           <w:sz w:val="22"/>
         </w:rPr>
-        <w:t>u   /  u  /    u  /      uu/   u //</w:t>
+        <w:t xml:space="preserve">u   /  u  /    u  /      uu/   u / </w:t>
       </w:r>
     </w:p>
     <w:p>
@@ -3695,7 +3695,7 @@
           <w:rFonts w:ascii="Courier New" w:hAnsi="Courier New"/>
           <w:sz w:val="22"/>
         </w:rPr>
-        <w:t xml:space="preserve"> u   //   u  /u    u  /      u / u  /   </w:t>
+        <w:t xml:space="preserve"> u   /    /  u/    u  u  /     u /  u   </w:t>
       </w:r>
     </w:p>
     <w:p>
@@ -3732,7 +3732,7 @@
           <w:rFonts w:ascii="Courier New" w:hAnsi="Courier New"/>
           <w:sz w:val="22"/>
         </w:rPr>
-        <w:t xml:space="preserve"> u //  u  /   u   /   u /   uuu // </w:t>
+        <w:t xml:space="preserve"> u //  u  /   u   /   u /   uuu /  </w:t>
       </w:r>
     </w:p>
     <w:p>
@@ -4004,7 +4004,7 @@
           <w:rFonts w:ascii="Courier New" w:hAnsi="Courier New"/>
           <w:sz w:val="22"/>
         </w:rPr>
-        <w:t xml:space="preserve">u    //    u  /   u /   u  /  u //  </w:t>
+        <w:t xml:space="preserve">u    /     /  u   / u   /  u  / u/  </w:t>
       </w:r>
     </w:p>
     <w:p>
@@ -4152,7 +4152,7 @@
           <w:rFonts w:ascii="Courier New" w:hAnsi="Courier New"/>
           <w:sz w:val="22"/>
         </w:rPr>
-        <w:t xml:space="preserve">u    /    u    /  u   /   u  /  u //  </w:t>
+        <w:t xml:space="preserve">u    /    u    /  u   /   u  /  u /   </w:t>
       </w:r>
     </w:p>
     <w:p>
@@ -4226,7 +4226,7 @@
           <w:rFonts w:ascii="Courier New" w:hAnsi="Courier New"/>
           <w:sz w:val="22"/>
         </w:rPr>
-        <w:t xml:space="preserve">u   /   uu  /     u   / u   /  u //  </w:t>
+        <w:t xml:space="preserve">u   /   u   u  /      u /   u  / u/  </w:t>
       </w:r>
     </w:p>
     <w:p>
@@ -4263,7 +4263,7 @@
           <w:rFonts w:ascii="Courier New" w:hAnsi="Courier New"/>
           <w:sz w:val="22"/>
         </w:rPr>
-        <w:t xml:space="preserve">u    /u u    /  uuu   /  u    / u   // </w:t>
+        <w:t xml:space="preserve">u    /u u    /  uuu   /  u    / u   /  </w:t>
       </w:r>
     </w:p>
     <w:p>
@@ -4337,7 +4337,7 @@
           <w:rFonts w:ascii="Courier New" w:hAnsi="Courier New"/>
           <w:sz w:val="22"/>
         </w:rPr>
-        <w:t xml:space="preserve">  u  /    u   /     u  u//  uu   /    u    /u  </w:t>
+        <w:t xml:space="preserve">  u  /    u   /     u  u//  u    u    /    u/u </w:t>
       </w:r>
     </w:p>
     <w:p>
@@ -4374,7 +4374,7 @@
           <w:rFonts w:ascii="Courier New" w:hAnsi="Courier New"/>
           <w:sz w:val="22"/>
         </w:rPr>
-        <w:t xml:space="preserve"> u   /     u //    u   /   uu  //  uu   /   </w:t>
+        <w:t xml:space="preserve"> u   /     u //    u   /   uu  /   /u   u / </w:t>
       </w:r>
     </w:p>
     <w:p>
@@ -4596,7 +4596,7 @@
           <w:rFonts w:ascii="Courier New" w:hAnsi="Courier New"/>
           <w:sz w:val="22"/>
         </w:rPr>
-        <w:t xml:space="preserve">u    //   u   /    u    //   u    /    u    /    </w:t>
+        <w:t xml:space="preserve">u    /    /   u /       u/        /    u    /  u </w:t>
       </w:r>
     </w:p>
     <w:p>
@@ -4633,7 +4633,7 @@
           <w:rFonts w:ascii="Courier New" w:hAnsi="Courier New"/>
           <w:sz w:val="22"/>
         </w:rPr>
-        <w:t>u   /   u   //      u //   u     /    uu //</w:t>
+        <w:t>u   /   u   //      u /    /     u    /u u/</w:t>
       </w:r>
     </w:p>
     <w:p>
@@ -4707,7 +4707,7 @@
           <w:rFonts w:ascii="Courier New" w:hAnsi="Courier New"/>
           <w:sz w:val="22"/>
         </w:rPr>
-        <w:t xml:space="preserve">u     /    u  /    u  /    u    /   u // </w:t>
+        <w:t xml:space="preserve">u     /    u  /    u  /    u    /   u /  </w:t>
       </w:r>
     </w:p>
     <w:p>
@@ -4818,7 +4818,7 @@
           <w:rFonts w:ascii="Courier New" w:hAnsi="Courier New"/>
           <w:sz w:val="22"/>
         </w:rPr>
-        <w:t xml:space="preserve"> u    /  u    /    u   /   u   /    u   //  </w:t>
+        <w:t xml:space="preserve"> u    /  u    /    u   /   u   /    u   /   </w:t>
       </w:r>
     </w:p>
     <w:p>
@@ -4855,7 +4855,7 @@
           <w:rFonts w:ascii="Courier New" w:hAnsi="Courier New"/>
           <w:sz w:val="22"/>
         </w:rPr>
-        <w:t xml:space="preserve">u  /   u   //       u  /   u  /   u   //  </w:t>
+        <w:t xml:space="preserve">u  /   u   //       u  /   u  /   u   /   </w:t>
       </w:r>
     </w:p>
     <w:p>
@@ -4892,7 +4892,7 @@
           <w:rFonts w:ascii="Courier New" w:hAnsi="Courier New"/>
           <w:sz w:val="22"/>
         </w:rPr>
-        <w:t xml:space="preserve">  u   /  u   /  u   /    uu  //  u   /    </w:t>
+        <w:t xml:space="preserve">  u   /  u   /  u   /    uu  /   /   u  / </w:t>
       </w:r>
     </w:p>
     <w:p>
@@ -5077,7 +5077,7 @@
           <w:rFonts w:ascii="Courier New" w:hAnsi="Courier New"/>
           <w:sz w:val="22"/>
         </w:rPr>
-        <w:t xml:space="preserve">u   /  u  /     u   /   u   // u   /   </w:t>
+        <w:t>u   /  u  /     u   /   u   /  /   u  /</w:t>
       </w:r>
     </w:p>
     <w:p>
@@ -5447,7 +5447,7 @@
           <w:rFonts w:ascii="Courier New" w:hAnsi="Courier New"/>
           <w:sz w:val="22"/>
         </w:rPr>
-        <w:t xml:space="preserve">u    /   u //  u / u   /  u //   </w:t>
+        <w:t xml:space="preserve">u    /   u /   / u / u    / u/ / </w:t>
       </w:r>
     </w:p>
     <w:p>
@@ -6250,7 +6250,7 @@
           <w:rFonts w:ascii="Courier New" w:hAnsi="Courier New"/>
           <w:sz w:val="22"/>
         </w:rPr>
-        <w:t xml:space="preserve">u   /// uu  /     u   //    u   / u //  </w:t>
+        <w:t xml:space="preserve">u   /// u   u     /   u/        / u /u  </w:t>
       </w:r>
     </w:p>
     <w:p>
@@ -6287,7 +6287,7 @@
           <w:rFonts w:ascii="Courier New" w:hAnsi="Courier New"/>
           <w:sz w:val="22"/>
         </w:rPr>
-        <w:t xml:space="preserve"> u   /  u  // u     / u   /    u   //  </w:t>
+        <w:t xml:space="preserve"> u   /  u  /  /     u / u      /   u/  </w:t>
       </w:r>
     </w:p>
     <w:p>
@@ -6448,7 +6448,7 @@
           <w:rFonts w:ascii="Courier New" w:hAnsi="Courier New"/>
           <w:sz w:val="22"/>
         </w:rPr>
-        <w:t xml:space="preserve">u   u/    u   //   u   /   u     /    u  //  </w:t>
+        <w:t xml:space="preserve">u   u/    u   /    /   u /       u  /    u/  </w:t>
       </w:r>
     </w:p>
     <w:p>
@@ -6818,7 +6818,7 @@
           <w:rFonts w:ascii="Courier New" w:hAnsi="Courier New"/>
           <w:sz w:val="22"/>
         </w:rPr>
-        <w:t xml:space="preserve"> u  /  u  /  uu    /  u     /   u   /    </w:t>
+        <w:t xml:space="preserve"> u  /  u  /  u     u  / u       /   u  / </w:t>
       </w:r>
     </w:p>
     <w:p>
@@ -7114,7 +7114,7 @@
           <w:rFonts w:ascii="Courier New" w:hAnsi="Courier New"/>
           <w:sz w:val="22"/>
         </w:rPr>
-        <w:t xml:space="preserve"> u   /   u    //    u    //  u  /    u  /    </w:t>
+        <w:t xml:space="preserve"> u   /   u    /     /    u/  /  u    /  u  / </w:t>
       </w:r>
     </w:p>
     <w:p>
@@ -7373,7 +7373,7 @@
           <w:rFonts w:ascii="Courier New" w:hAnsi="Courier New"/>
           <w:sz w:val="22"/>
         </w:rPr>
-        <w:t xml:space="preserve">  u   /   u  //   u   /   u /  u   /  </w:t>
+        <w:t xml:space="preserve">  u   /   u  /    /   u   / u  /   u  </w:t>
       </w:r>
     </w:p>
     <w:p>
@@ -7521,7 +7521,7 @@
           <w:rFonts w:ascii="Courier New" w:hAnsi="Courier New"/>
           <w:sz w:val="22"/>
         </w:rPr>
-        <w:t xml:space="preserve"> u     /   u  /   u     //   u   /  u    / u  </w:t>
+        <w:t xml:space="preserve"> u     /   u  /   u     /    /   u  /    u /  </w:t>
       </w:r>
     </w:p>
     <w:p>
@@ -7558,7 +7558,7 @@
           <w:rFonts w:ascii="Courier New" w:hAnsi="Courier New"/>
           <w:sz w:val="22"/>
         </w:rPr>
-        <w:t xml:space="preserve"> u  /    u //   u   / u  /   u    / u  </w:t>
+        <w:t xml:space="preserve"> u  /    u /    /   u /  u   /    u /  </w:t>
       </w:r>
     </w:p>
     <w:p>
@@ -7854,7 +7854,7 @@
           <w:rFonts w:ascii="Courier New" w:hAnsi="Courier New"/>
           <w:sz w:val="22"/>
         </w:rPr>
-        <w:t xml:space="preserve">u    / u   / u     /   u  //   u  /  u  </w:t>
+        <w:t xml:space="preserve">u    / u   / u     /   u  /    /  u  /  </w:t>
       </w:r>
     </w:p>
     <w:p>
@@ -8150,7 +8150,7 @@
           <w:rFonts w:ascii="Courier New" w:hAnsi="Courier New"/>
           <w:sz w:val="22"/>
         </w:rPr>
-        <w:t xml:space="preserve">u  //  u  /    u    /    u  / u    /    </w:t>
+        <w:t xml:space="preserve">u  /   /  u /       u    /  u /    u /  </w:t>
       </w:r>
     </w:p>
     <w:p>
@@ -8335,7 +8335,7 @@
           <w:rFonts w:ascii="Courier New" w:hAnsi="Courier New"/>
           <w:sz w:val="22"/>
         </w:rPr>
-        <w:t xml:space="preserve">uu   /   u  //   u   /  u  /  u /   </w:t>
+        <w:t xml:space="preserve">uu   /   u  /    /   u  /  u  / u / </w:t>
       </w:r>
     </w:p>
     <w:p>
@@ -8557,7 +8557,7 @@
           <w:rFonts w:ascii="Courier New" w:hAnsi="Courier New"/>
           <w:sz w:val="22"/>
         </w:rPr>
-        <w:t xml:space="preserve">      uu /  u  u// u  /  u   /  u     /    </w:t>
+        <w:t xml:space="preserve">      u  u  /  uu/ /  u  /   u  /     u  / </w:t>
       </w:r>
     </w:p>
     <w:p>
@@ -8705,7 +8705,7 @@
           <w:rFonts w:ascii="Courier New" w:hAnsi="Courier New"/>
           <w:sz w:val="22"/>
         </w:rPr>
-        <w:t xml:space="preserve">  u    /   u  //     u     / u  /    u   u/  </w:t>
+        <w:t xml:space="preserve">  u    /   u  /      /     u /  u    /   uu  </w:t>
       </w:r>
     </w:p>
     <w:p>
@@ -8890,7 +8890,7 @@
           <w:rFonts w:ascii="Courier New" w:hAnsi="Courier New"/>
           <w:sz w:val="22"/>
         </w:rPr>
-        <w:t xml:space="preserve">  u  /   u/   u     /  u   /   u  // </w:t>
+        <w:t xml:space="preserve">  u  /   u/   u     /  u   /   u  /  </w:t>
       </w:r>
     </w:p>
     <w:p>
@@ -8927,7 +8927,7 @@
           <w:rFonts w:ascii="Courier New" w:hAnsi="Courier New"/>
           <w:sz w:val="22"/>
         </w:rPr>
-        <w:t xml:space="preserve">  u   /   u   /   u   u/   u    /  u   // </w:t>
+        <w:t xml:space="preserve">  u   /   u   /   u   u/   u    /  u   /  </w:t>
       </w:r>
     </w:p>
     <w:p>
@@ -9149,7 +9149,7 @@
           <w:rFonts w:ascii="Courier New" w:hAnsi="Courier New"/>
           <w:sz w:val="22"/>
         </w:rPr>
-        <w:t xml:space="preserve">u    /   u  /    uu   /   u/  u   /   </w:t>
+        <w:t xml:space="preserve">u    /   u  /    u    u   /u  /   u / </w:t>
       </w:r>
     </w:p>
     <w:p>
@@ -9223,7 +9223,7 @@
           <w:rFonts w:ascii="Courier New" w:hAnsi="Courier New"/>
           <w:sz w:val="22"/>
         </w:rPr>
-        <w:t xml:space="preserve"> u   /   u   /u  u   //  u  /  u    /    </w:t>
+        <w:t xml:space="preserve"> u   /   u   /u  u   /   /  u  /    u  / </w:t>
       </w:r>
     </w:p>
     <w:p>
@@ -9963,7 +9963,7 @@
           <w:rFonts w:ascii="Courier New" w:hAnsi="Courier New"/>
           <w:sz w:val="22"/>
         </w:rPr>
-        <w:t xml:space="preserve"> u  /    u /u   u    //   u     /  u    /    </w:t>
+        <w:t xml:space="preserve"> u  /    u /u   u    /    /     u  /    u  / </w:t>
       </w:r>
     </w:p>
     <w:p>
@@ -10111,7 +10111,7 @@
           <w:rFonts w:ascii="Courier New" w:hAnsi="Courier New"/>
           <w:sz w:val="22"/>
         </w:rPr>
-        <w:t xml:space="preserve">  u  /    u  /u  u    //  u  /  u /    </w:t>
+        <w:t xml:space="preserve">  u  /    u  /u  u    /   /  u  / u /  </w:t>
       </w:r>
     </w:p>
     <w:p>
@@ -10407,7 +10407,7 @@
           <w:rFonts w:ascii="Courier New" w:hAnsi="Courier New"/>
           <w:sz w:val="22"/>
         </w:rPr>
-        <w:t xml:space="preserve">u   //    u  / u  /   u   /   u /   </w:t>
+        <w:t>u   /     /  u /  u /     u   / u  /</w:t>
       </w:r>
     </w:p>
     <w:p>
@@ -10592,7 +10592,7 @@
           <w:rFonts w:ascii="Courier New" w:hAnsi="Courier New"/>
           <w:sz w:val="22"/>
         </w:rPr>
-        <w:t xml:space="preserve">  u    /  u   /u uu   /    u    /  uu   /   </w:t>
+        <w:t xml:space="preserve">  u    /  u   /u uu   /    u    /  u    u  /</w:t>
       </w:r>
     </w:p>
     <w:p>
@@ -10629,7 +10629,7 @@
           <w:rFonts w:ascii="Courier New" w:hAnsi="Courier New"/>
           <w:sz w:val="22"/>
         </w:rPr>
-        <w:t xml:space="preserve"> u   //  u  /   u /    u    /    u /   </w:t>
+        <w:t xml:space="preserve"> u   /   /  u /   u /       u    / u / </w:t>
       </w:r>
     </w:p>
     <w:p>
@@ -10740,7 +10740,7 @@
           <w:rFonts w:ascii="Courier New" w:hAnsi="Courier New"/>
           <w:sz w:val="22"/>
         </w:rPr>
-        <w:t xml:space="preserve">  u   / u    //      u   //   u  //  u  /     </w:t>
+        <w:t xml:space="preserve">  u   / u    //      u   /    /  u/     /   u </w:t>
       </w:r>
     </w:p>
     <w:p>
@@ -10777,7 +10777,7 @@
           <w:rFonts w:ascii="Courier New" w:hAnsi="Courier New"/>
           <w:sz w:val="22"/>
         </w:rPr>
-        <w:t xml:space="preserve">u   /   u   //  u   /    u   /   u  /u u </w:t>
+        <w:t xml:space="preserve">u   /   u   /   /   u    /   u   /  u/ u </w:t>
       </w:r>
     </w:p>
     <w:p>
@@ -10814,7 +10814,7 @@
           <w:rFonts w:ascii="Courier New" w:hAnsi="Courier New"/>
           <w:sz w:val="22"/>
         </w:rPr>
-        <w:t xml:space="preserve"> u   //   u /   u     /   u  /  u//  </w:t>
+        <w:t xml:space="preserve"> u   /    / u   /     u   /  u  /u/  </w:t>
       </w:r>
     </w:p>
     <w:p>
@@ -11036,7 +11036,7 @@
           <w:rFonts w:ascii="Courier New" w:hAnsi="Courier New"/>
           <w:sz w:val="22"/>
         </w:rPr>
-        <w:t xml:space="preserve"> u   /   u   //   u  /  u   /  u  /    </w:t>
+        <w:t xml:space="preserve"> u   /   u   /    /  u  /   u  /  u  / </w:t>
       </w:r>
     </w:p>
     <w:p>
@@ -11221,7 +11221,7 @@
           <w:rFonts w:ascii="Courier New" w:hAnsi="Courier New"/>
           <w:sz w:val="22"/>
         </w:rPr>
-        <w:t xml:space="preserve"> u     /    u   //     u   / u  /   u   /    </w:t>
+        <w:t xml:space="preserve"> u     /    u   /      /   u /  u   /   u  / </w:t>
       </w:r>
     </w:p>
     <w:p>
@@ -11332,7 +11332,7 @@
           <w:rFonts w:ascii="Courier New" w:hAnsi="Courier New"/>
           <w:sz w:val="22"/>
         </w:rPr>
-        <w:t xml:space="preserve">u    /  u   /    u   //   u   /  u /    </w:t>
+        <w:t xml:space="preserve">u    /  u   /    u   /    /   u  / u  / </w:t>
       </w:r>
     </w:p>
     <w:p>
@@ -11369,7 +11369,7 @@
           <w:rFonts w:ascii="Courier New" w:hAnsi="Courier New"/>
           <w:sz w:val="22"/>
         </w:rPr>
-        <w:t xml:space="preserve"> u  /   u /    u   /  u   /   uu    /  </w:t>
+        <w:t xml:space="preserve"> u  /   u /    u   /  u   /   u     u  </w:t>
       </w:r>
     </w:p>
     <w:p>
@@ -11480,7 +11480,7 @@
           <w:rFonts w:ascii="Courier New" w:hAnsi="Courier New"/>
           <w:sz w:val="22"/>
         </w:rPr>
-        <w:t xml:space="preserve">u  /  u    /    u   //   u  /    u  /    </w:t>
+        <w:t xml:space="preserve">u  /  u    /    u   /    /  u /     u  / </w:t>
       </w:r>
     </w:p>
     <w:p>
@@ -11850,7 +11850,7 @@
           <w:rFonts w:ascii="Courier New" w:hAnsi="Courier New"/>
           <w:sz w:val="22"/>
         </w:rPr>
-        <w:t xml:space="preserve">      uu    / uu  /  u  /   u /u   u  /   </w:t>
+        <w:t xml:space="preserve">      uu    / u   u  /  u   / u/   u  u   </w:t>
       </w:r>
     </w:p>
     <w:p>
@@ -11887,7 +11887,7 @@
           <w:rFonts w:ascii="Courier New" w:hAnsi="Courier New"/>
           <w:sz w:val="22"/>
         </w:rPr>
-        <w:t xml:space="preserve"> u     /    u   //    u      /    u     /     u  /  </w:t>
+        <w:t xml:space="preserve"> u     /    u   /     /      u /        u     /  u  </w:t>
       </w:r>
     </w:p>
     <w:p>
@@ -12257,7 +12257,7 @@
           <w:rFonts w:ascii="Courier New" w:hAnsi="Courier New"/>
           <w:sz w:val="22"/>
         </w:rPr>
-        <w:t xml:space="preserve"> uu     /   u   /    u    /    u   //   u  /   </w:t>
+        <w:t xml:space="preserve"> uu     /   u   /    u    /    u   /    /  u / </w:t>
       </w:r>
     </w:p>
     <w:p>
@@ -12294,7 +12294,7 @@
           <w:rFonts w:ascii="Courier New" w:hAnsi="Courier New"/>
           <w:sz w:val="22"/>
         </w:rPr>
-        <w:t xml:space="preserve">u   /u    uuu  /     u   / u  /   uu   /   </w:t>
+        <w:t xml:space="preserve">u   /u    uuu  /     u   / u  /   u    u / </w:t>
       </w:r>
     </w:p>
     <w:p>
@@ -12455,7 +12455,7 @@
           <w:rFonts w:ascii="Courier New" w:hAnsi="Courier New"/>
           <w:sz w:val="22"/>
         </w:rPr>
-        <w:t xml:space="preserve"> u    /  u   /    u  /      u   /   u   // </w:t>
+        <w:t xml:space="preserve"> u    /  u   /    u  /      u   /   u   /  </w:t>
       </w:r>
     </w:p>
     <w:p>
@@ -12529,7 +12529,7 @@
           <w:rFonts w:ascii="Courier New" w:hAnsi="Courier New"/>
           <w:sz w:val="22"/>
         </w:rPr>
-        <w:t xml:space="preserve">u   /u   u  //    uu  /  u  /   u   /   </w:t>
+        <w:t xml:space="preserve">u   /u   u  /     /u  u  /  u   /   u / </w:t>
       </w:r>
     </w:p>
     <w:p>
@@ -12603,7 +12603,7 @@
           <w:rFonts w:ascii="Courier New" w:hAnsi="Courier New"/>
           <w:sz w:val="22"/>
         </w:rPr>
-        <w:t xml:space="preserve">u  /  u   //  u   //  u  /  u//  </w:t>
+        <w:t xml:space="preserve">u  /  u   /   /   u/     /  u/u  </w:t>
       </w:r>
     </w:p>
     <w:p>
@@ -12751,7 +12751,7 @@
           <w:rFonts w:ascii="Courier New" w:hAnsi="Courier New"/>
           <w:sz w:val="22"/>
         </w:rPr>
-        <w:t xml:space="preserve"> u   //      u    /     uu  /  u   /u  u //  </w:t>
+        <w:t xml:space="preserve"> u   /       /    u     /u  u  /   u/  u u/  </w:t>
       </w:r>
     </w:p>
     <w:p>
@@ -12788,7 +12788,7 @@
           <w:rFonts w:ascii="Courier New" w:hAnsi="Courier New"/>
           <w:sz w:val="22"/>
         </w:rPr>
-        <w:t xml:space="preserve"> u     /  u   /    u   /u  u /  uu  //   </w:t>
+        <w:t xml:space="preserve"> u     /  u   /    u   /u  u /  uu  /    </w:t>
       </w:r>
     </w:p>
     <w:p>
@@ -12862,7 +12862,7 @@
           <w:rFonts w:ascii="Courier New" w:hAnsi="Courier New"/>
           <w:sz w:val="22"/>
         </w:rPr>
-        <w:t xml:space="preserve">    u    /   uu    /  u  /   u    /   uu /  </w:t>
+        <w:t xml:space="preserve">    u    /   u     u  /  u   / u      /u u  </w:t>
       </w:r>
     </w:p>
     <w:p>
@@ -13010,7 +13010,7 @@
           <w:rFonts w:ascii="Courier New" w:hAnsi="Courier New"/>
           <w:sz w:val="22"/>
         </w:rPr>
-        <w:t xml:space="preserve"> u   /  u   /     u    /   u  //   u  /    </w:t>
+        <w:t xml:space="preserve"> u   /  u   /     u    /   u  /    /  u  / </w:t>
       </w:r>
     </w:p>
     <w:p>
@@ -13047,7 +13047,7 @@
           <w:rFonts w:ascii="Courier New" w:hAnsi="Courier New"/>
           <w:sz w:val="22"/>
         </w:rPr>
-        <w:t xml:space="preserve"> u   /   u   /    u  //    u    /   u   /    </w:t>
+        <w:t xml:space="preserve"> u   /   u   /    u  /     /    u   /   u  / </w:t>
       </w:r>
     </w:p>
     <w:p>
@@ -13121,7 +13121,7 @@
           <w:rFonts w:ascii="Courier New" w:hAnsi="Courier New"/>
           <w:sz w:val="22"/>
         </w:rPr>
-        <w:t xml:space="preserve"> u  //  u /   u   /  u   //   u   /    </w:t>
+        <w:t xml:space="preserve"> u  //  u /   u   /  u   /    /   u  / </w:t>
       </w:r>
     </w:p>
     <w:p>
@@ -13232,7 +13232,7 @@
           <w:rFonts w:ascii="Courier New" w:hAnsi="Courier New"/>
           <w:sz w:val="22"/>
         </w:rPr>
-        <w:t xml:space="preserve">  u   /   u  /  u    //    u    / u   /   </w:t>
+        <w:t xml:space="preserve">  u   /   u  /  u    /     /    u /   u  /</w:t>
       </w:r>
     </w:p>
     <w:p>
@@ -13380,7 +13380,7 @@
           <w:rFonts w:ascii="Courier New" w:hAnsi="Courier New"/>
           <w:sz w:val="22"/>
         </w:rPr>
-        <w:t xml:space="preserve">u    /    u  //   u   //  u  /   u /   </w:t>
+        <w:t xml:space="preserve">u    /    u  //   u   /   /  u   / u / </w:t>
       </w:r>
     </w:p>
     <w:p>
@@ -13454,7 +13454,7 @@
           <w:rFonts w:ascii="Courier New" w:hAnsi="Courier New"/>
           <w:sz w:val="22"/>
         </w:rPr>
-        <w:t xml:space="preserve">u   /   u  /  u  /     uu  / u  /  </w:t>
+        <w:t>u   /   u  /  u  /     u   u /  u /</w:t>
       </w:r>
     </w:p>
     <w:p>
@@ -13491,7 +13491,7 @@
           <w:rFonts w:ascii="Courier New" w:hAnsi="Courier New"/>
           <w:sz w:val="22"/>
         </w:rPr>
-        <w:t xml:space="preserve"> u  /     u   //   u   /   u  /    u   /  </w:t>
+        <w:t xml:space="preserve"> u  /     u   /    /   u   /  u /      u /</w:t>
       </w:r>
     </w:p>
     <w:p>
@@ -13565,7 +13565,7 @@
           <w:rFonts w:ascii="Courier New" w:hAnsi="Courier New"/>
           <w:sz w:val="22"/>
         </w:rPr>
-        <w:t xml:space="preserve">u  /  u    /  uu  /   u   /  uu     /   </w:t>
+        <w:t xml:space="preserve">u  /  u    /  u   u   /   u  /u     u / </w:t>
       </w:r>
     </w:p>
     <w:p>
@@ -13639,7 +13639,7 @@
           <w:rFonts w:ascii="Courier New" w:hAnsi="Courier New"/>
           <w:sz w:val="22"/>
         </w:rPr>
-        <w:t xml:space="preserve"> u  /   u   /   u  //  u //    u  /  </w:t>
+        <w:t xml:space="preserve"> u  /   u   /   u  /   / u/       /  </w:t>
       </w:r>
     </w:p>
     <w:p>
@@ -13861,7 +13861,7 @@
           <w:rFonts w:ascii="Courier New" w:hAnsi="Courier New"/>
           <w:sz w:val="22"/>
         </w:rPr>
-        <w:t xml:space="preserve">  u   //   u  /  u   / u    /    u  /   </w:t>
+        <w:t xml:space="preserve">  u   /    /  u  /   u /    u    /  u / </w:t>
       </w:r>
     </w:p>
     <w:p>
@@ -14083,7 +14083,7 @@
           <w:rFonts w:ascii="Courier New" w:hAnsi="Courier New"/>
           <w:sz w:val="22"/>
         </w:rPr>
-        <w:t xml:space="preserve">uu    /   u   /u     uu     / u  //   u  /   </w:t>
+        <w:t xml:space="preserve">uu    /   u   /u     uu     / u  /    /  u / </w:t>
       </w:r>
     </w:p>
     <w:p>
@@ -14231,7 +14231,7 @@
           <w:rFonts w:ascii="Courier New" w:hAnsi="Courier New"/>
           <w:sz w:val="22"/>
         </w:rPr>
-        <w:t xml:space="preserve">u   /  u  /   u //  u     /  u /    </w:t>
+        <w:t xml:space="preserve">u   /  u  /   u /   /     u  / u  / </w:t>
       </w:r>
     </w:p>
     <w:p>
@@ -14305,7 +14305,7 @@
           <w:rFonts w:ascii="Courier New" w:hAnsi="Courier New"/>
           <w:sz w:val="22"/>
         </w:rPr>
-        <w:t xml:space="preserve"> u   /    uu   /    u  /   u  / u  /   </w:t>
+        <w:t xml:space="preserve"> u   /    u    u /     u   /  u /  u  /</w:t>
       </w:r>
     </w:p>
     <w:p>
@@ -14688,7 +14688,7 @@
           <w:rFonts w:ascii="Courier New" w:hAnsi="Courier New"/>
           <w:sz w:val="22"/>
         </w:rPr>
-        <w:t xml:space="preserve">u   /    u  //     u    /  u   /     u  / </w:t>
+        <w:t xml:space="preserve">u   /    u  /      /    u  /   u     /  u </w:t>
       </w:r>
     </w:p>
     <w:p>
@@ -14762,7 +14762,7 @@
           <w:rFonts w:ascii="Courier New" w:hAnsi="Courier New"/>
           <w:sz w:val="22"/>
         </w:rPr>
-        <w:t xml:space="preserve">  u    / u /  u      /   u  /  u //</w:t>
+        <w:t xml:space="preserve">  u    / u /  u      /   u  /  u / </w:t>
       </w:r>
     </w:p>
     <w:p>
@@ -14947,7 +14947,7 @@
           <w:rFonts w:ascii="Courier New" w:hAnsi="Courier New"/>
           <w:sz w:val="22"/>
         </w:rPr>
-        <w:t xml:space="preserve">u   /  u /  uu       /  u   /u   u   /    </w:t>
+        <w:t xml:space="preserve">u   /  u /  u   u       /   u/ u     u  / </w:t>
       </w:r>
     </w:p>
     <w:p>
@@ -14984,7 +14984,7 @@
           <w:rFonts w:ascii="Courier New" w:hAnsi="Courier New"/>
           <w:sz w:val="22"/>
         </w:rPr>
-        <w:t xml:space="preserve">u  //    u   / u  / u   /  u  /u    </w:t>
+        <w:t xml:space="preserve">u  /     /   u /  u /   u  /  u/  u </w:t>
       </w:r>
     </w:p>
     <w:p>
@@ -15021,7 +15021,7 @@
           <w:rFonts w:ascii="Courier New" w:hAnsi="Courier New"/>
           <w:sz w:val="22"/>
         </w:rPr>
-        <w:t xml:space="preserve">u  /u u  //    u   / u  /    u  //u    </w:t>
+        <w:t xml:space="preserve">u  /u u  /     /   u /  u    /  u//  u </w:t>
       </w:r>
     </w:p>
     <w:p>
@@ -15058,7 +15058,7 @@
           <w:rFonts w:ascii="Courier New" w:hAnsi="Courier New"/>
           <w:sz w:val="22"/>
         </w:rPr>
-        <w:t xml:space="preserve"> u   /u u       /   u   /    u/  u // </w:t>
+        <w:t xml:space="preserve"> u   /u u       /   u   /    u/  u /  </w:t>
       </w:r>
     </w:p>
     <w:p>
@@ -15206,7 +15206,7 @@
           <w:rFonts w:ascii="Courier New" w:hAnsi="Courier New"/>
           <w:sz w:val="22"/>
         </w:rPr>
-        <w:t>u    / u //   u  /    u  //  u  /</w:t>
+        <w:t>u    / u /    /  u  /    u/     /</w:t>
       </w:r>
     </w:p>
     <w:p>
@@ -15243,7 +15243,7 @@
           <w:rFonts w:ascii="Courier New" w:hAnsi="Courier New"/>
           <w:sz w:val="22"/>
         </w:rPr>
-        <w:t xml:space="preserve">u /    u  //   u  / u   /  u    / </w:t>
+        <w:t xml:space="preserve">u /    u  /    /  u /   u  /    u </w:t>
       </w:r>
     </w:p>
     <w:p>
@@ -15576,7 +15576,7 @@
           <w:rFonts w:ascii="Courier New" w:hAnsi="Courier New"/>
           <w:sz w:val="22"/>
         </w:rPr>
-        <w:t xml:space="preserve">  u  /  u  //     u     /  uu  /  u  /    </w:t>
+        <w:t xml:space="preserve">  u  /  u  /      /     u  /u  u  /  u  / </w:t>
       </w:r>
     </w:p>
     <w:p>
@@ -15909,7 +15909,7 @@
           <w:rFonts w:ascii="Courier New" w:hAnsi="Courier New"/>
           <w:sz w:val="22"/>
         </w:rPr>
-        <w:t xml:space="preserve">u   /   u  /u u    / u    //   uu/ </w:t>
+        <w:t xml:space="preserve">u   /   u  /u u    / u    /    /uu </w:t>
       </w:r>
     </w:p>
     <w:p>
@@ -15983,7 +15983,7 @@
           <w:rFonts w:ascii="Courier New" w:hAnsi="Courier New"/>
           <w:sz w:val="22"/>
         </w:rPr>
-        <w:t xml:space="preserve"> u  /   u  /  u   /  u  //   u  / </w:t>
+        <w:t xml:space="preserve"> u  /   u  /  u   /  u  /    /  u </w:t>
       </w:r>
     </w:p>
     <w:p>
@@ -16316,7 +16316,7 @@
           <w:rFonts w:ascii="Courier New" w:hAnsi="Courier New"/>
           <w:sz w:val="22"/>
         </w:rPr>
-        <w:t xml:space="preserve"> u  //   u   //  u  //   u  /   u   /   </w:t>
+        <w:t xml:space="preserve"> u  /    /   u/     /u   /      /   u / </w:t>
       </w:r>
     </w:p>
     <w:p>
@@ -16501,7 +16501,7 @@
           <w:rFonts w:ascii="Courier New" w:hAnsi="Courier New"/>
           <w:sz w:val="22"/>
         </w:rPr>
-        <w:t xml:space="preserve"> u   /       u  /   uu   /  u   /uu   /  </w:t>
+        <w:t xml:space="preserve"> u   /       u  /   u    u  /   u/u   u  </w:t>
       </w:r>
     </w:p>
     <w:p>
@@ -16760,7 +16760,7 @@
           <w:rFonts w:ascii="Courier New" w:hAnsi="Courier New"/>
           <w:sz w:val="22"/>
         </w:rPr>
-        <w:t xml:space="preserve">  uu   //  u   /   u   /    u /    u //   </w:t>
+        <w:t xml:space="preserve">  u    u/      /   u   /  u /      u /u / </w:t>
       </w:r>
     </w:p>
     <w:p>
@@ -17019,7 +17019,7 @@
           <w:rFonts w:ascii="Courier New" w:hAnsi="Courier New"/>
           <w:sz w:val="22"/>
         </w:rPr>
-        <w:t xml:space="preserve">   u   /   u /   uu  /  u    /  u    /   </w:t>
+        <w:t xml:space="preserve">   u   /   u /   u   u  / u     /    u  /</w:t>
       </w:r>
     </w:p>
     <w:p>
@@ -17167,7 +17167,7 @@
           <w:rFonts w:ascii="Courier New" w:hAnsi="Courier New"/>
           <w:sz w:val="22"/>
         </w:rPr>
-        <w:t xml:space="preserve"> u   /    u   /   u     /    u  //    u   /   </w:t>
+        <w:t xml:space="preserve"> u   /    u   /   u     /    u  /     /   u / </w:t>
       </w:r>
     </w:p>
     <w:p>
@@ -17352,7 +17352,7 @@
           <w:rFonts w:ascii="Courier New" w:hAnsi="Courier New"/>
           <w:sz w:val="22"/>
         </w:rPr>
-        <w:t xml:space="preserve"> uu    //    u  /    u    /  u    /   u / u </w:t>
+        <w:t xml:space="preserve"> uu    /     /  u    /    u  /    u /   u / </w:t>
       </w:r>
     </w:p>
     <w:p>
@@ -17389,7 +17389,7 @@
           <w:rFonts w:ascii="Courier New" w:hAnsi="Courier New"/>
           <w:sz w:val="22"/>
         </w:rPr>
-        <w:t xml:space="preserve">  u   / u   /   u    /   uu   /     u /u  </w:t>
+        <w:t xml:space="preserve">  u   / u   /   u    /   u    u     / u/ u</w:t>
       </w:r>
     </w:p>
     <w:p>
@@ -17685,7 +17685,7 @@
           <w:rFonts w:ascii="Courier New" w:hAnsi="Courier New"/>
           <w:sz w:val="22"/>
         </w:rPr>
-        <w:t xml:space="preserve">  u  /    u   / u  /       uu    /    u  / </w:t>
+        <w:t xml:space="preserve">  u  /    u   / u  /       u     u    /  u </w:t>
       </w:r>
     </w:p>
     <w:p>
@@ -17722,7 +17722,7 @@
           <w:rFonts w:ascii="Courier New" w:hAnsi="Courier New"/>
           <w:sz w:val="22"/>
         </w:rPr>
-        <w:t xml:space="preserve">u     /   u   /      u  /     u   /    u    //  </w:t>
+        <w:t xml:space="preserve">u     /   u   /      u  /     u   /    u    /   </w:t>
       </w:r>
     </w:p>
     <w:p>
@@ -17759,7 +17759,7 @@
           <w:rFonts w:ascii="Courier New" w:hAnsi="Courier New"/>
           <w:sz w:val="22"/>
         </w:rPr>
-        <w:t xml:space="preserve">u    / u  /   u    /   uu  /        u   /   </w:t>
+        <w:t>u    / u  /   u    /   u   u   /        u  /</w:t>
       </w:r>
     </w:p>
     <w:p>
@@ -17796,7 +17796,7 @@
           <w:rFonts w:ascii="Courier New" w:hAnsi="Courier New"/>
           <w:sz w:val="22"/>
         </w:rPr>
-        <w:t xml:space="preserve"> u   /  u  /u    /     u /  u    //  </w:t>
+        <w:t xml:space="preserve"> u   /  u  /u    /     u /  u    /   </w:t>
       </w:r>
     </w:p>
     <w:p>
@@ -18055,7 +18055,7 @@
           <w:rFonts w:ascii="Courier New" w:hAnsi="Courier New"/>
           <w:sz w:val="22"/>
         </w:rPr>
-        <w:t xml:space="preserve">u    /   u   / u /  u   //   u    /  </w:t>
+        <w:t xml:space="preserve">u    /   u   / u /  u   /    /    u  </w:t>
       </w:r>
     </w:p>
     <w:p>
@@ -18092,7 +18092,7 @@
           <w:rFonts w:ascii="Courier New" w:hAnsi="Courier New"/>
           <w:sz w:val="22"/>
         </w:rPr>
-        <w:t xml:space="preserve">u   /u u   /    u  /     uu  /    u   /u  </w:t>
+        <w:t xml:space="preserve">u   /u u   /    u  /     u   u    /   u/u </w:t>
       </w:r>
     </w:p>
     <w:p>
@@ -18277,7 +18277,7 @@
           <w:rFonts w:ascii="Courier New" w:hAnsi="Courier New"/>
           <w:sz w:val="22"/>
         </w:rPr>
-        <w:t xml:space="preserve">  u      /   u   /u    uu    /  uu  /    u /</w:t>
+        <w:t xml:space="preserve">  u      /   u   /u    u     u  /u  u    / u</w:t>
       </w:r>
     </w:p>
     <w:p>
@@ -18573,7 +18573,7 @@
           <w:rFonts w:ascii="Courier New" w:hAnsi="Courier New"/>
           <w:sz w:val="22"/>
         </w:rPr>
-        <w:t xml:space="preserve"> u  /u     u  //    u  /     uu /    u   /   </w:t>
+        <w:t xml:space="preserve"> u  /u     u  /     /  u     /u u    /   u / </w:t>
       </w:r>
     </w:p>
     <w:p>
@@ -18721,7 +18721,7 @@
           <w:rFonts w:ascii="Courier New" w:hAnsi="Courier New"/>
           <w:sz w:val="22"/>
         </w:rPr>
-        <w:t xml:space="preserve">u    /     u   /     uu  /      uu  /   u /    </w:t>
+        <w:t xml:space="preserve">u    /     u   /     uu  /      u   u   / u  / </w:t>
       </w:r>
     </w:p>
     <w:p>
@@ -18808,7 +18808,7 @@
           <w:rFonts w:ascii="Courier New" w:hAnsi="Courier New"/>
           <w:sz w:val="22"/>
         </w:rPr>
-        <w:t xml:space="preserve"> uu  /  u    /    u    /u     u    /   uu    / </w:t>
+        <w:t xml:space="preserve"> uu  /  u    /    u    /u     u    /   u     u </w:t>
       </w:r>
     </w:p>
     <w:p>
@@ -18895,7 +18895,7 @@
           <w:rFonts w:ascii="Courier New" w:hAnsi="Courier New"/>
           <w:sz w:val="22"/>
         </w:rPr>
-        <w:t xml:space="preserve"> u     /  u      /    u  /u  uu  /    u  //   </w:t>
+        <w:t xml:space="preserve"> u     /  u      /    u  /u  u   u    /  u/  /</w:t>
       </w:r>
     </w:p>
     <w:p>
@@ -19006,7 +19006,7 @@
           <w:rFonts w:ascii="Courier New" w:hAnsi="Courier New"/>
           <w:sz w:val="22"/>
         </w:rPr>
-        <w:t xml:space="preserve"> u    /   u    / u    /      u  /  u // </w:t>
+        <w:t xml:space="preserve"> u    /   u    / u    /      u  /  u /  </w:t>
       </w:r>
     </w:p>
     <w:p>
@@ -19043,7 +19043,7 @@
           <w:rFonts w:ascii="Courier New" w:hAnsi="Courier New"/>
           <w:sz w:val="22"/>
         </w:rPr>
-        <w:t xml:space="preserve">  u    /   u /   u   /    u   //    u    /   </w:t>
+        <w:t xml:space="preserve">  u    /   u /   u   /    u   /     /    u  /</w:t>
       </w:r>
     </w:p>
     <w:p>
@@ -19080,7 +19080,7 @@
           <w:rFonts w:ascii="Courier New" w:hAnsi="Courier New"/>
           <w:sz w:val="22"/>
         </w:rPr>
-        <w:t xml:space="preserve">  u   /    u  /  u   /  u    /   u // </w:t>
+        <w:t xml:space="preserve">  u   /    u  /  u   /  u    /   u /  </w:t>
       </w:r>
     </w:p>
     <w:p>
@@ -19117,7 +19117,7 @@
           <w:rFonts w:ascii="Courier New" w:hAnsi="Courier New"/>
           <w:sz w:val="22"/>
         </w:rPr>
-        <w:t xml:space="preserve"> u  /   u  /   u   /     u /  u    // </w:t>
+        <w:t xml:space="preserve"> u  /   u  /   u   /     u /  u    /  </w:t>
       </w:r>
     </w:p>
     <w:p>
@@ -19191,7 +19191,7 @@
           <w:rFonts w:ascii="Courier New" w:hAnsi="Courier New"/>
           <w:sz w:val="22"/>
         </w:rPr>
-        <w:t xml:space="preserve">u     //  u  //   u    /  u   /  u   /   </w:t>
+        <w:t xml:space="preserve">u     //  u  /    /    u  /   u  /   u / </w:t>
       </w:r>
     </w:p>
     <w:p>
@@ -19265,7 +19265,7 @@
           <w:rFonts w:ascii="Courier New" w:hAnsi="Courier New"/>
           <w:sz w:val="22"/>
         </w:rPr>
-        <w:t xml:space="preserve">u   //     u   /    u  /  u  /   u  /   </w:t>
+        <w:t xml:space="preserve">u   /      /   u    /  u  /  u   /  u / </w:t>
       </w:r>
     </w:p>
     <w:p>
@@ -19302,7 +19302,7 @@
           <w:rFonts w:ascii="Courier New" w:hAnsi="Courier New"/>
           <w:sz w:val="22"/>
         </w:rPr>
-        <w:t xml:space="preserve">u   /     u    /   u / u   //   u  /   </w:t>
+        <w:t xml:space="preserve">u   /     u    /   u / u   /    /  u   </w:t>
       </w:r>
     </w:p>
     <w:p>
@@ -19413,7 +19413,7 @@
           <w:rFonts w:ascii="Courier New" w:hAnsi="Courier New"/>
           <w:sz w:val="22"/>
         </w:rPr>
-        <w:t xml:space="preserve">u   /   u / u   //  u   // u    /  </w:t>
+        <w:t>u   /   u / u   /   /   u/ /    u /</w:t>
       </w:r>
     </w:p>
     <w:p>
@@ -19450,7 +19450,7 @@
           <w:rFonts w:ascii="Courier New" w:hAnsi="Courier New"/>
           <w:sz w:val="22"/>
         </w:rPr>
-        <w:t xml:space="preserve"> u     /    u   //  u    /   u //  u   /   </w:t>
+        <w:t xml:space="preserve"> u     /    u   /   /    u   / u/  /   u / </w:t>
       </w:r>
     </w:p>
     <w:p>
@@ -19598,7 +19598,7 @@
           <w:rFonts w:ascii="Courier New" w:hAnsi="Courier New"/>
           <w:sz w:val="22"/>
         </w:rPr>
-        <w:t xml:space="preserve">  u  //     u  /    u    /   u  /   uu  /    </w:t>
+        <w:t xml:space="preserve">  u  /      /  u    /    u   /  u   /u  u  / </w:t>
       </w:r>
     </w:p>
     <w:p>
@@ -19672,7 +19672,7 @@
           <w:rFonts w:ascii="Courier New" w:hAnsi="Courier New"/>
           <w:sz w:val="22"/>
         </w:rPr>
-        <w:t xml:space="preserve">u    /    u    //   u  //    u /    u    /   </w:t>
+        <w:t xml:space="preserve">u    /    u    /    /  u/      /    u    / u </w:t>
       </w:r>
     </w:p>
     <w:p>
@@ -20042,7 +20042,7 @@
           <w:rFonts w:ascii="Courier New" w:hAnsi="Courier New"/>
           <w:sz w:val="22"/>
         </w:rPr>
-        <w:t xml:space="preserve">u   //   u   /     u   /  u   /   u  /   </w:t>
+        <w:t xml:space="preserve">u   /    /   u     /   u  /   u   /  u / </w:t>
       </w:r>
     </w:p>
     <w:p>
@@ -20116,7 +20116,7 @@
           <w:rFonts w:ascii="Courier New" w:hAnsi="Courier New"/>
           <w:sz w:val="22"/>
         </w:rPr>
-        <w:t xml:space="preserve">u    /u  u    //   u    /    u   /    u    /   </w:t>
+        <w:t xml:space="preserve">u    /u  u    /    /    u    /   u  /      u / </w:t>
       </w:r>
     </w:p>
     <w:p>
@@ -20227,7 +20227,7 @@
           <w:rFonts w:ascii="Courier New" w:hAnsi="Courier New"/>
           <w:sz w:val="22"/>
         </w:rPr>
-        <w:t xml:space="preserve"> u   /    u   / u   / u   //  uu   /   </w:t>
+        <w:t xml:space="preserve"> u   /    u   / u   / u   /   /u   u / </w:t>
       </w:r>
     </w:p>
     <w:p>
@@ -20819,7 +20819,7 @@
           <w:rFonts w:ascii="Courier New" w:hAnsi="Courier New"/>
           <w:sz w:val="22"/>
         </w:rPr>
-        <w:t xml:space="preserve"> u    / u    //  u  //  u  /  uu   /    </w:t>
+        <w:t xml:space="preserve"> u    / u    /   /  u/     /  u/   u  u </w:t>
       </w:r>
     </w:p>
     <w:p>
@@ -20967,7 +20967,7 @@
           <w:rFonts w:ascii="Courier New" w:hAnsi="Courier New"/>
           <w:sz w:val="22"/>
         </w:rPr>
-        <w:t xml:space="preserve"> u    //  u /    u   /  u   / u   /u  </w:t>
+        <w:t xml:space="preserve"> u    /   / u /      u  /   u /   u/u </w:t>
       </w:r>
     </w:p>
     <w:p>
@@ -21189,7 +21189,7 @@
           <w:rFonts w:ascii="Courier New" w:hAnsi="Courier New"/>
           <w:sz w:val="22"/>
         </w:rPr>
-        <w:t xml:space="preserve">  u    //   u  /   u  //     u   /    u     //    </w:t>
+        <w:t xml:space="preserve">  u    //   u  /   u  /      /   u  /       u/    </w:t>
       </w:r>
     </w:p>
     <w:p>
@@ -21226,7 +21226,7 @@
           <w:rFonts w:ascii="Courier New" w:hAnsi="Courier New"/>
           <w:sz w:val="22"/>
         </w:rPr>
-        <w:t xml:space="preserve"> u    //     u  /  u   /     uu /   u  /    </w:t>
+        <w:t xml:space="preserve"> u    //     u  /  u   /     u  u   /  u  / </w:t>
       </w:r>
     </w:p>
     <w:p>
@@ -21263,7 +21263,7 @@
           <w:rFonts w:ascii="Courier New" w:hAnsi="Courier New"/>
           <w:sz w:val="22"/>
         </w:rPr>
-        <w:t xml:space="preserve"> u   //  uu      //    u  /   u   /    u  /     </w:t>
+        <w:t xml:space="preserve"> u   //  uu      /     /  u /     u    /  u  /  </w:t>
       </w:r>
     </w:p>
     <w:p>
@@ -21374,7 +21374,7 @@
           <w:rFonts w:ascii="Courier New" w:hAnsi="Courier New"/>
           <w:sz w:val="22"/>
         </w:rPr>
-        <w:t xml:space="preserve"> u    //      u/       u  / u   /   u    //   </w:t>
+        <w:t xml:space="preserve"> u    /       /u   /      u /   u /      u/  /</w:t>
       </w:r>
     </w:p>
     <w:p>
@@ -21411,7 +21411,7 @@
           <w:rFonts w:ascii="Courier New" w:hAnsi="Courier New"/>
           <w:sz w:val="22"/>
         </w:rPr>
-        <w:t xml:space="preserve"> u    //   u  /    u  / u    // u    / </w:t>
+        <w:t xml:space="preserve"> u    /    /  u    /  u /    u/      / </w:t>
       </w:r>
     </w:p>
     <w:p>
@@ -21448,7 +21448,7 @@
           <w:rFonts w:ascii="Courier New" w:hAnsi="Courier New"/>
           <w:sz w:val="22"/>
         </w:rPr>
-        <w:t xml:space="preserve"> u  /   uu  / u    /    u   /u  //</w:t>
+        <w:t xml:space="preserve"> u  /   uu  / u    /    u   /u  / </w:t>
       </w:r>
     </w:p>
     <w:p>
@@ -21485,7 +21485,7 @@
           <w:rFonts w:ascii="Courier New" w:hAnsi="Courier New"/>
           <w:sz w:val="22"/>
         </w:rPr>
-        <w:t xml:space="preserve"> u  / u   /   u   //    u   //  u  /   </w:t>
+        <w:t xml:space="preserve"> u  / u   /   u   /     /   u/     / u </w:t>
       </w:r>
     </w:p>
     <w:p>
@@ -21559,7 +21559,7 @@
           <w:rFonts w:ascii="Courier New" w:hAnsi="Courier New"/>
           <w:sz w:val="22"/>
         </w:rPr>
-        <w:t xml:space="preserve"> u  / u  /  u   /     uu /    u  /u   </w:t>
+        <w:t xml:space="preserve"> u  / u  /  u   /     u  u    /  u/ u </w:t>
       </w:r>
     </w:p>
     <w:p>
@@ -21596,7 +21596,7 @@
           <w:rFonts w:ascii="Courier New" w:hAnsi="Courier New"/>
           <w:sz w:val="22"/>
         </w:rPr>
-        <w:t xml:space="preserve">u  /   u  / u  /   uu  /  u  /   </w:t>
+        <w:t xml:space="preserve">u  /   u  / u  /   u   u  /  u   </w:t>
       </w:r>
     </w:p>
     <w:p>
@@ -21633,7 +21633,7 @@
           <w:rFonts w:ascii="Courier New" w:hAnsi="Courier New"/>
           <w:sz w:val="22"/>
         </w:rPr>
-        <w:t xml:space="preserve">u  /  u    //  u   /      uu    /   u  /u   </w:t>
+        <w:t xml:space="preserve">u  /  u    /   /   u      /u        u  /u / </w:t>
       </w:r>
     </w:p>
     <w:p>
@@ -21892,7 +21892,7 @@
           <w:rFonts w:ascii="Courier New" w:hAnsi="Courier New"/>
           <w:sz w:val="22"/>
         </w:rPr>
-        <w:t xml:space="preserve"> u  /    u    //   u    /   u   /u   uu  /   </w:t>
+        <w:t xml:space="preserve"> u  /    u    /    /    u   /   u/   uu    u </w:t>
       </w:r>
     </w:p>
     <w:p>
@@ -22003,7 +22003,7 @@
           <w:rFonts w:ascii="Courier New" w:hAnsi="Courier New"/>
           <w:sz w:val="22"/>
         </w:rPr>
-        <w:t xml:space="preserve"> u   /     u   /   u   /  u  /   u   // </w:t>
+        <w:t xml:space="preserve"> u   /     u   /   u   /  u  /   u   /  </w:t>
       </w:r>
     </w:p>
     <w:p>
@@ -22040,7 +22040,7 @@
           <w:rFonts w:ascii="Courier New" w:hAnsi="Courier New"/>
           <w:sz w:val="22"/>
         </w:rPr>
-        <w:t xml:space="preserve"> u   /   u    //     u    /  u    /    u    / </w:t>
+        <w:t xml:space="preserve"> u   /   u    /      /    u  /    u    /    u </w:t>
       </w:r>
     </w:p>
     <w:p>
@@ -22164,7 +22164,7 @@
           <w:rFonts w:ascii="Courier New" w:hAnsi="Courier New"/>
           <w:sz w:val="22"/>
         </w:rPr>
-        <w:t xml:space="preserve">  u     /u    u  /      uu    /   u  /  uu /   </w:t>
+        <w:t xml:space="preserve">  u     /u    u  /      u     u   /  u  /u u   </w:t>
       </w:r>
     </w:p>
     <w:p>
@@ -22251,7 +22251,7 @@
           <w:rFonts w:ascii="Courier New" w:hAnsi="Courier New"/>
           <w:sz w:val="22"/>
         </w:rPr>
-        <w:t xml:space="preserve"> u  /   u   /   u    / u  //  u     /u  </w:t>
+        <w:t xml:space="preserve"> u  /   u   /   u    / u  /   /     u/u </w:t>
       </w:r>
     </w:p>
     <w:p>
@@ -22288,7 +22288,7 @@
           <w:rFonts w:ascii="Courier New" w:hAnsi="Courier New"/>
           <w:sz w:val="22"/>
         </w:rPr>
-        <w:t xml:space="preserve">  u  / u     /    u  /  u   //    u  /   </w:t>
+        <w:t xml:space="preserve">  u  / u     /    u  /  u   /     /  u / </w:t>
       </w:r>
     </w:p>
     <w:p>
@@ -22560,7 +22560,7 @@
           <w:rFonts w:ascii="Courier New" w:hAnsi="Courier New"/>
           <w:sz w:val="22"/>
         </w:rPr>
-        <w:t xml:space="preserve"> u    /    u       //  uu     /u   /  u /  </w:t>
+        <w:t xml:space="preserve"> u    /    u       //  u      u/   u  / u  </w:t>
       </w:r>
     </w:p>
     <w:p>
@@ -22597,7 +22597,7 @@
           <w:rFonts w:ascii="Courier New" w:hAnsi="Courier New"/>
           <w:sz w:val="22"/>
         </w:rPr>
-        <w:t xml:space="preserve">  u //  u    //  u    /  u    /   uu   /    </w:t>
+        <w:t xml:space="preserve">  u //  u    //  u    /  u    /   u    u  / </w:t>
       </w:r>
     </w:p>
     <w:p>
@@ -22634,7 +22634,7 @@
           <w:rFonts w:ascii="Courier New" w:hAnsi="Courier New"/>
           <w:sz w:val="22"/>
         </w:rPr>
-        <w:t xml:space="preserve">  u   /  u /  u //   uu  /  u  /   </w:t>
+        <w:t xml:space="preserve">  u   /  u /  u /    /u  u  /  u   </w:t>
       </w:r>
     </w:p>
     <w:p>
@@ -22832,7 +22832,7 @@
           <w:rFonts w:ascii="Courier New" w:hAnsi="Courier New"/>
           <w:sz w:val="22"/>
         </w:rPr>
-        <w:t xml:space="preserve">  u  //    u  /  u   /    u  / u    /   </w:t>
+        <w:t xml:space="preserve">  u  /     /  u  /   u    /  u / u    / </w:t>
       </w:r>
     </w:p>
     <w:p>
@@ -22869,7 +22869,7 @@
           <w:rFonts w:ascii="Courier New" w:hAnsi="Courier New"/>
           <w:sz w:val="22"/>
         </w:rPr>
-        <w:t xml:space="preserve"> u  //   uu  /u   u   /    u    //     u   / </w:t>
+        <w:t xml:space="preserve"> u  /    /u  u/   u   u /       u/         / </w:t>
       </w:r>
     </w:p>
     <w:p>
@@ -22906,7 +22906,7 @@
           <w:rFonts w:ascii="Courier New" w:hAnsi="Courier New"/>
           <w:sz w:val="22"/>
         </w:rPr>
-        <w:t>u  / u  /     uu   /u  u   /    u   /</w:t>
+        <w:t>u  / u  /     u    u/  u   u    /   u</w:t>
       </w:r>
     </w:p>
     <w:p>
@@ -22980,7 +22980,7 @@
           <w:rFonts w:ascii="Courier New" w:hAnsi="Courier New"/>
           <w:sz w:val="22"/>
         </w:rPr>
-        <w:t xml:space="preserve">u  //   uu //  u  /   u  /  u  /   </w:t>
+        <w:t xml:space="preserve">u  /    /u u/     /   u  /  u  / u </w:t>
       </w:r>
     </w:p>
     <w:p>
@@ -23091,7 +23091,7 @@
           <w:rFonts w:ascii="Courier New" w:hAnsi="Courier New"/>
           <w:sz w:val="22"/>
         </w:rPr>
-        <w:t xml:space="preserve">u     /    u   //     u  /  u   //     u  /   </w:t>
+        <w:t xml:space="preserve">u     /    u   /      /  u  / u  /     /  u   </w:t>
       </w:r>
     </w:p>
     <w:p>
@@ -23228,7 +23228,7 @@
           <w:rFonts w:ascii="Courier New" w:hAnsi="Courier New"/>
           <w:sz w:val="22"/>
         </w:rPr>
-        <w:t xml:space="preserve">  u   /   u    / u    //  u     /    u   /  </w:t>
+        <w:t xml:space="preserve">  u   /   u    / u    /   /  u    /      u /</w:t>
       </w:r>
     </w:p>
     <w:p>
@@ -23376,7 +23376,7 @@
           <w:rFonts w:ascii="Courier New" w:hAnsi="Courier New"/>
           <w:sz w:val="22"/>
         </w:rPr>
-        <w:t xml:space="preserve">uu    /   u   /    u   /   uu   /   u /    </w:t>
+        <w:t xml:space="preserve">uu    /   u   /    u   /   u    u   / u  / </w:t>
       </w:r>
     </w:p>
     <w:p>
@@ -23635,7 +23635,7 @@
           <w:rFonts w:ascii="Courier New" w:hAnsi="Courier New"/>
           <w:sz w:val="22"/>
         </w:rPr>
-        <w:t xml:space="preserve">uu    //    uu      /   u  / u  / uu/  </w:t>
+        <w:t xml:space="preserve">uu    /   /  u   u      /  u /  u /uu  </w:t>
       </w:r>
     </w:p>
     <w:p>
@@ -23672,7 +23672,7 @@
           <w:rFonts w:ascii="Courier New" w:hAnsi="Courier New"/>
           <w:sz w:val="22"/>
         </w:rPr>
-        <w:t xml:space="preserve">  uu   /  u / u  /     uu  /   u  /  </w:t>
+        <w:t xml:space="preserve">  uu   /  u / u  /     u   u   /  u /</w:t>
       </w:r>
     </w:p>
     <w:p>
@@ -23746,7 +23746,7 @@
           <w:rFonts w:ascii="Courier New" w:hAnsi="Courier New"/>
           <w:sz w:val="22"/>
         </w:rPr>
-        <w:t xml:space="preserve"> u  //   u    /  u   / u     /   u  /</w:t>
+        <w:t xml:space="preserve"> u  /    /    u  /   u /     u   /  u</w:t>
       </w:r>
     </w:p>
     <w:p>
@@ -23894,7 +23894,7 @@
           <w:rFonts w:ascii="Courier New" w:hAnsi="Courier New"/>
           <w:sz w:val="22"/>
         </w:rPr>
-        <w:t xml:space="preserve">uu  /u   u  /   u   /    u   //   u  /     </w:t>
+        <w:t xml:space="preserve">uu  /u   u  /   u   /    u   /    /  u  /  </w:t>
       </w:r>
     </w:p>
     <w:p>
@@ -24079,7 +24079,7 @@
           <w:rFonts w:ascii="Courier New" w:hAnsi="Courier New"/>
           <w:sz w:val="22"/>
         </w:rPr>
-        <w:t xml:space="preserve"> u / u /    uu    /  u  /       u   /   </w:t>
+        <w:t xml:space="preserve"> u / u /    u     u  /  u   /       u / </w:t>
       </w:r>
     </w:p>
     <w:p>
@@ -24301,7 +24301,7 @@
           <w:rFonts w:ascii="Courier New" w:hAnsi="Courier New"/>
           <w:sz w:val="22"/>
         </w:rPr>
-        <w:t xml:space="preserve">u  /   uu   /    u     /   u   /  u    /   </w:t>
+        <w:t xml:space="preserve">u  /   u    u    /     u   /   u  /    u / </w:t>
       </w:r>
     </w:p>
     <w:p>
@@ -24338,7 +24338,7 @@
           <w:rFonts w:ascii="Courier New" w:hAnsi="Courier New"/>
           <w:sz w:val="22"/>
         </w:rPr>
-        <w:t xml:space="preserve">u   u/    u //  u    /  u  / u   // </w:t>
+        <w:t xml:space="preserve">u   u/    u //  u    /  u  / u   /  </w:t>
       </w:r>
     </w:p>
     <w:p>
@@ -24412,7 +24412,7 @@
           <w:rFonts w:ascii="Courier New" w:hAnsi="Courier New"/>
           <w:sz w:val="22"/>
         </w:rPr>
-        <w:t xml:space="preserve">u  /    u  //    u  //   u    /   u  /  </w:t>
+        <w:t>u  /    u  //    u  /    /    u   /  u /</w:t>
       </w:r>
     </w:p>
     <w:p>
@@ -24647,7 +24647,7 @@
           <w:rFonts w:ascii="Courier New" w:hAnsi="Courier New"/>
           <w:sz w:val="22"/>
         </w:rPr>
-        <w:t xml:space="preserve">  uu   /   u  /      u     /  u   /   u /u   </w:t>
+        <w:t xml:space="preserve">  u    u   /  u /          u  /   u /   u/ u </w:t>
       </w:r>
     </w:p>
     <w:p>
@@ -24721,7 +24721,7 @@
           <w:rFonts w:ascii="Courier New" w:hAnsi="Courier New"/>
           <w:sz w:val="22"/>
         </w:rPr>
-        <w:t xml:space="preserve"> u   /    u     /    u /  u  /    uu  /    </w:t>
+        <w:t xml:space="preserve"> u   /    u     /    u /  u  /    u   u  / </w:t>
       </w:r>
     </w:p>
     <w:p>
@@ -24758,7 +24758,7 @@
           <w:rFonts w:ascii="Courier New" w:hAnsi="Courier New"/>
           <w:sz w:val="22"/>
         </w:rPr>
-        <w:t xml:space="preserve">   u  / u  /    uu    /  u   /     u  /   </w:t>
+        <w:t xml:space="preserve">   u  / u  /    u     u  /   u   /    u / </w:t>
       </w:r>
     </w:p>
     <w:p>
@@ -25091,7 +25091,7 @@
           <w:rFonts w:ascii="Courier New" w:hAnsi="Courier New"/>
           <w:sz w:val="22"/>
         </w:rPr>
-        <w:t xml:space="preserve"> u   /  u  //        u   /  u   /  u   /  </w:t>
+        <w:t xml:space="preserve"> u   /  u  /      /    u    /   u  / u    </w:t>
       </w:r>
     </w:p>
     <w:p>
@@ -25202,7 +25202,7 @@
           <w:rFonts w:ascii="Courier New" w:hAnsi="Courier New"/>
           <w:sz w:val="22"/>
         </w:rPr>
-        <w:t xml:space="preserve">  u   /    u  /u    u    /   uu  /   u      /    </w:t>
+        <w:t xml:space="preserve">  u   /    u  /u    u    /   u   u   /      u  / </w:t>
       </w:r>
     </w:p>
     <w:p>
@@ -25239,7 +25239,7 @@
           <w:rFonts w:ascii="Courier New" w:hAnsi="Courier New"/>
           <w:sz w:val="22"/>
         </w:rPr>
-        <w:t xml:space="preserve">  u  /  u  /  u  /    u      /    uu  /    </w:t>
+        <w:t xml:space="preserve">  u  /  u  /  u  /    u      /    u   u  / </w:t>
       </w:r>
     </w:p>
     <w:p>
@@ -25313,7 +25313,7 @@
           <w:rFonts w:ascii="Courier New" w:hAnsi="Courier New"/>
           <w:sz w:val="22"/>
         </w:rPr>
-        <w:t xml:space="preserve"> u   /    u  /      u  /    uu   /    u  /    </w:t>
+        <w:t xml:space="preserve"> u   /    u  /      u  /    u    u    /  u /  </w:t>
       </w:r>
     </w:p>
     <w:p>
@@ -25498,7 +25498,7 @@
           <w:rFonts w:ascii="Courier New" w:hAnsi="Courier New"/>
           <w:sz w:val="22"/>
         </w:rPr>
-        <w:t xml:space="preserve">  u   / u  u/  u   /  u   //  u /   </w:t>
+        <w:t xml:space="preserve">  u   / u  u/  u   /  u   /   / u / </w:t>
       </w:r>
     </w:p>
     <w:p>
@@ -25683,7 +25683,7 @@
           <w:rFonts w:ascii="Courier New" w:hAnsi="Courier New"/>
           <w:sz w:val="22"/>
         </w:rPr>
-        <w:t xml:space="preserve">u   //    u    / u    /   u   /  u  /   </w:t>
+        <w:t>u   /     / u    /    u   /   u  /  u  /</w:t>
       </w:r>
     </w:p>
     <w:p>
@@ -26090,7 +26090,7 @@
           <w:rFonts w:ascii="Courier New" w:hAnsi="Courier New"/>
           <w:sz w:val="22"/>
         </w:rPr>
-        <w:t xml:space="preserve"> u   /  u    /    u  / u   //  u /   </w:t>
+        <w:t xml:space="preserve"> u   /  u    /    u  / u   /   / u / </w:t>
       </w:r>
     </w:p>
     <w:p>
@@ -26127,7 +26127,7 @@
           <w:rFonts w:ascii="Courier New" w:hAnsi="Courier New"/>
           <w:sz w:val="22"/>
         </w:rPr>
-        <w:t xml:space="preserve">  u   /     u /     u    /  u  /     u  // </w:t>
+        <w:t xml:space="preserve">  u   /     u /     u    /  u  /     u  /  </w:t>
       </w:r>
     </w:p>
     <w:p>
@@ -26793,7 +26793,7 @@
           <w:rFonts w:ascii="Courier New" w:hAnsi="Courier New"/>
           <w:sz w:val="22"/>
         </w:rPr>
-        <w:t xml:space="preserve"> u  /  u  /   u   /  u/ u //  </w:t>
+        <w:t xml:space="preserve"> u  /  u  /   u   /  u/ u /   </w:t>
       </w:r>
     </w:p>
     <w:p>
@@ -27126,7 +27126,7 @@
           <w:rFonts w:ascii="Courier New" w:hAnsi="Courier New"/>
           <w:sz w:val="22"/>
         </w:rPr>
-        <w:t xml:space="preserve">  u   //  u    /     u  //   u  /  u  // </w:t>
+        <w:t xml:space="preserve">  u   //  u    /     u  //   u  /  u  /  </w:t>
       </w:r>
     </w:p>
     <w:p>
@@ -27237,7 +27237,7 @@
           <w:rFonts w:ascii="Courier New" w:hAnsi="Courier New"/>
           <w:sz w:val="22"/>
         </w:rPr>
-        <w:t>uu   /  u   /  u    /    u  / u   //</w:t>
+        <w:t xml:space="preserve">uu   /  u   /  u    /    u  / u   / </w:t>
       </w:r>
     </w:p>
     <w:p>
@@ -27348,7 +27348,7 @@
           <w:rFonts w:ascii="Courier New" w:hAnsi="Courier New"/>
           <w:sz w:val="22"/>
         </w:rPr>
-        <w:t xml:space="preserve"> u   /  u //     u      /   u    /    u/</w:t>
+        <w:t xml:space="preserve"> u   /  u /      /   u      /    u    /u</w:t>
       </w:r>
     </w:p>
     <w:p>
@@ -27422,7 +27422,7 @@
           <w:rFonts w:ascii="Courier New" w:hAnsi="Courier New"/>
           <w:sz w:val="22"/>
         </w:rPr>
-        <w:t xml:space="preserve">u    /u u     //      uu     /  u   /  u  // </w:t>
+        <w:t xml:space="preserve">u    /u u     /       /u     u  /   u  /  u/ </w:t>
       </w:r>
     </w:p>
     <w:p>
@@ -27459,7 +27459,7 @@
           <w:rFonts w:ascii="Courier New" w:hAnsi="Courier New"/>
           <w:sz w:val="22"/>
         </w:rPr>
-        <w:t xml:space="preserve">u /   u   //    u   //   u     /  u  /   </w:t>
+        <w:t xml:space="preserve">u /   u   /     /   u/         /  u  / u </w:t>
       </w:r>
     </w:p>
     <w:p>
@@ -27607,7 +27607,7 @@
           <w:rFonts w:ascii="Courier New" w:hAnsi="Courier New"/>
           <w:sz w:val="22"/>
         </w:rPr>
-        <w:t xml:space="preserve">  u  /  u   / u  /   u   //   u   / </w:t>
+        <w:t xml:space="preserve">  u  /  u   / u  /   u   /    /   u </w:t>
       </w:r>
     </w:p>
     <w:p>
@@ -27718,7 +27718,7 @@
           <w:rFonts w:ascii="Courier New" w:hAnsi="Courier New"/>
           <w:sz w:val="22"/>
         </w:rPr>
-        <w:t xml:space="preserve"> u       / u /    u  //   u   /   uu   /u   </w:t>
+        <w:t xml:space="preserve"> u       / u /    u  //   u   /   u    u/u  </w:t>
       </w:r>
     </w:p>
     <w:p>
@@ -27866,7 +27866,7 @@
           <w:rFonts w:ascii="Courier New" w:hAnsi="Courier New"/>
           <w:sz w:val="22"/>
         </w:rPr>
-        <w:t xml:space="preserve">  u    /   u   /    u   /    u    //  uu /   </w:t>
+        <w:t xml:space="preserve">  u    /   u   /    u   /    u    /   /u u   </w:t>
       </w:r>
     </w:p>
     <w:p>
@@ -28051,7 +28051,7 @@
           <w:rFonts w:ascii="Courier New" w:hAnsi="Courier New"/>
           <w:sz w:val="22"/>
         </w:rPr>
-        <w:t xml:space="preserve">u    /   u //   u /    uu     /   u   //     </w:t>
+        <w:t xml:space="preserve">u    /   u //   u /    u   u      /   u/  /  </w:t>
       </w:r>
     </w:p>
     <w:p>
@@ -28347,7 +28347,7 @@
           <w:rFonts w:ascii="Courier New" w:hAnsi="Courier New"/>
           <w:sz w:val="22"/>
         </w:rPr>
-        <w:t xml:space="preserve">  u  /   u  //    u     /     u  /  u  /     </w:t>
+        <w:t xml:space="preserve">  u  /   u  /     /     u   /    u  /  u  /  </w:t>
       </w:r>
     </w:p>
     <w:p>
@@ -28421,7 +28421,7 @@
           <w:rFonts w:ascii="Courier New" w:hAnsi="Courier New"/>
           <w:sz w:val="22"/>
         </w:rPr>
-        <w:t xml:space="preserve">  u    //  u  /u u  /     u   // u //  </w:t>
+        <w:t xml:space="preserve">  u    //  u  /u u  /     u   // u /   </w:t>
       </w:r>
     </w:p>
     <w:p>
@@ -28495,7 +28495,7 @@
           <w:rFonts w:ascii="Courier New" w:hAnsi="Courier New"/>
           <w:sz w:val="22"/>
         </w:rPr>
-        <w:t xml:space="preserve"> u   /  u   /   u    // u     / u //  </w:t>
+        <w:t xml:space="preserve"> u   /  u   /   u    // u     / u /   </w:t>
       </w:r>
     </w:p>
     <w:p>
@@ -28532,7 +28532,7 @@
           <w:rFonts w:ascii="Courier New" w:hAnsi="Courier New"/>
           <w:sz w:val="22"/>
         </w:rPr>
-        <w:t xml:space="preserve">  u   / u  /   u  /  uu  / u //  </w:t>
+        <w:t xml:space="preserve">  u   / u  /   u  /  uu  / u /   </w:t>
       </w:r>
     </w:p>
     <w:p>
@@ -29161,7 +29161,7 @@
           <w:rFonts w:ascii="Courier New" w:hAnsi="Courier New"/>
           <w:sz w:val="22"/>
         </w:rPr>
-        <w:t xml:space="preserve">   u   /u   u  / u  /  u  /    u  //   </w:t>
+        <w:t xml:space="preserve">   u   /u   u  / u  /  u  /    u  /    </w:t>
       </w:r>
     </w:p>
     <w:p>
@@ -29235,7 +29235,7 @@
           <w:rFonts w:ascii="Courier New" w:hAnsi="Courier New"/>
           <w:sz w:val="22"/>
         </w:rPr>
-        <w:t xml:space="preserve"> u    /   u   /   u  u/  u  /    u   //   </w:t>
+        <w:t xml:space="preserve"> u    /   u   /   u  u/  u  /    u   /    </w:t>
       </w:r>
     </w:p>
     <w:p>
@@ -29383,7 +29383,7 @@
           <w:rFonts w:ascii="Courier New" w:hAnsi="Courier New"/>
           <w:sz w:val="22"/>
         </w:rPr>
-        <w:t xml:space="preserve">       u     /   uu        / u   / u  /   u /   </w:t>
+        <w:t xml:space="preserve">       u     /   u      u    /   u /  u   / u   </w:t>
       </w:r>
     </w:p>
     <w:p>
@@ -29457,7 +29457,7 @@
           <w:rFonts w:ascii="Courier New" w:hAnsi="Courier New"/>
           <w:sz w:val="22"/>
         </w:rPr>
-        <w:t xml:space="preserve"> u    /   u  / u    /    u  //  u   //    </w:t>
+        <w:t xml:space="preserve"> u    /   u  / u    /    u  /   /   u/    </w:t>
       </w:r>
     </w:p>
     <w:p>
@@ -29753,7 +29753,7 @@
           <w:rFonts w:ascii="Courier New" w:hAnsi="Courier New"/>
           <w:sz w:val="22"/>
         </w:rPr>
-        <w:t xml:space="preserve">u    //   u  /    u   /  u   / u  /u  </w:t>
+        <w:t xml:space="preserve">u    /    /  u    /   u  /   u /  u/  </w:t>
       </w:r>
     </w:p>
     <w:p>
@@ -29790,7 +29790,7 @@
           <w:rFonts w:ascii="Courier New" w:hAnsi="Courier New"/>
           <w:sz w:val="22"/>
         </w:rPr>
-        <w:t xml:space="preserve"> uu   /u   u  /    u  //   u   /   u     /  </w:t>
+        <w:t xml:space="preserve"> uu   /u   u  /    u  /    /   u   /     u /</w:t>
       </w:r>
     </w:p>
     <w:p>
@@ -29938,7 +29938,7 @@
           <w:rFonts w:ascii="Courier New" w:hAnsi="Courier New"/>
           <w:sz w:val="22"/>
         </w:rPr>
-        <w:t xml:space="preserve">u   /    u   /    uu   / u   /u /  </w:t>
+        <w:t xml:space="preserve">u   /    u   /    u    u /   u/ u  </w:t>
       </w:r>
     </w:p>
     <w:p>
@@ -29975,7 +29975,7 @@
           <w:rFonts w:ascii="Courier New" w:hAnsi="Courier New"/>
           <w:sz w:val="22"/>
         </w:rPr>
-        <w:t xml:space="preserve">u     //     u //    u   / uu  /  u  /    </w:t>
+        <w:t xml:space="preserve">u     //     u /     /   u /u  u  /  u  / </w:t>
       </w:r>
     </w:p>
     <w:p>
@@ -30049,7 +30049,7 @@
           <w:rFonts w:ascii="Courier New" w:hAnsi="Courier New"/>
           <w:sz w:val="22"/>
         </w:rPr>
-        <w:t xml:space="preserve">  u   /   u   //   u  /    u     /  u   /    </w:t>
+        <w:t xml:space="preserve">  u   /   u   /    /  u    /     u  /   u  / </w:t>
       </w:r>
     </w:p>
     <w:p>
@@ -30086,7 +30086,7 @@
           <w:rFonts w:ascii="Courier New" w:hAnsi="Courier New"/>
           <w:sz w:val="22"/>
         </w:rPr>
-        <w:t xml:space="preserve"> u   /  u  //  u  /  u  /   u  /    </w:t>
+        <w:t xml:space="preserve"> u   /  u  /   /  u  /  u   /  u  / </w:t>
       </w:r>
     </w:p>
     <w:p>
@@ -30123,7 +30123,7 @@
           <w:rFonts w:ascii="Courier New" w:hAnsi="Courier New"/>
           <w:sz w:val="22"/>
         </w:rPr>
-        <w:t xml:space="preserve">u   /   u   //    u   / u  //     u  /   </w:t>
+        <w:t xml:space="preserve">u   /   u   /     /   u /  u/     /  u / </w:t>
       </w:r>
     </w:p>
     <w:p>
@@ -30160,7 +30160,7 @@
           <w:rFonts w:ascii="Courier New" w:hAnsi="Courier New"/>
           <w:sz w:val="22"/>
         </w:rPr>
-        <w:t xml:space="preserve"> u  /   u   /   u   //     u   /   u   /   </w:t>
+        <w:t xml:space="preserve"> u  /   u   /   u   /      /   u   /   u / </w:t>
       </w:r>
     </w:p>
     <w:p>
@@ -30271,7 +30271,7 @@
           <w:rFonts w:ascii="Courier New" w:hAnsi="Courier New"/>
           <w:sz w:val="22"/>
         </w:rPr>
-        <w:t xml:space="preserve"> u   /   u  / u /   u      /    uu  /   </w:t>
+        <w:t xml:space="preserve"> u   /   u  / u /   u      /    u   u / </w:t>
       </w:r>
     </w:p>
     <w:p>
@@ -30641,7 +30641,7 @@
           <w:rFonts w:ascii="Courier New" w:hAnsi="Courier New"/>
           <w:sz w:val="22"/>
         </w:rPr>
-        <w:t xml:space="preserve"> uu /   u    /u    //    u  /    u    /    </w:t>
+        <w:t xml:space="preserve"> uu /   u    /u    /     /  u    /    u  / </w:t>
       </w:r>
     </w:p>
     <w:p>
@@ -30752,7 +30752,7 @@
           <w:rFonts w:ascii="Courier New" w:hAnsi="Courier New"/>
           <w:sz w:val="22"/>
         </w:rPr>
-        <w:t xml:space="preserve"> u    // u     //    uu   /  u  /    u  // </w:t>
+        <w:t xml:space="preserve"> u    // u     /     /u   u  /  u    /  u/ </w:t>
       </w:r>
     </w:p>
     <w:p>
@@ -30826,7 +30826,7 @@
           <w:rFonts w:ascii="Courier New" w:hAnsi="Courier New"/>
           <w:sz w:val="22"/>
         </w:rPr>
-        <w:t xml:space="preserve">   u / u  / u   /    u   /   u  // </w:t>
+        <w:t xml:space="preserve">   u / u  / u   /    u   /   u  /  </w:t>
       </w:r>
     </w:p>
     <w:p>
@@ -30863,7 +30863,7 @@
           <w:rFonts w:ascii="Courier New" w:hAnsi="Courier New"/>
           <w:sz w:val="22"/>
         </w:rPr>
-        <w:t xml:space="preserve">u   u/    uu  /     u   /  u     /   u  // </w:t>
+        <w:t xml:space="preserve">u   u/    uu  /     u   /  u     /   u  /  </w:t>
       </w:r>
     </w:p>
     <w:p>
@@ -30974,7 +30974,7 @@
           <w:rFonts w:ascii="Courier New" w:hAnsi="Courier New"/>
           <w:sz w:val="22"/>
         </w:rPr>
-        <w:t xml:space="preserve">  u  /   u    //    u    / u  /    u  /    </w:t>
+        <w:t xml:space="preserve">  u  /   u    /     /  u   /  u    /  u  / </w:t>
       </w:r>
     </w:p>
     <w:p>
@@ -31011,7 +31011,7 @@
           <w:rFonts w:ascii="Courier New" w:hAnsi="Courier New"/>
           <w:sz w:val="22"/>
         </w:rPr>
-        <w:t xml:space="preserve">  u   /  u    /  u  / u / uu   /    </w:t>
+        <w:t xml:space="preserve">  u   /  u    /  u  / u / u    u  / </w:t>
       </w:r>
     </w:p>
     <w:p>
@@ -31048,7 +31048,7 @@
           <w:rFonts w:ascii="Courier New" w:hAnsi="Courier New"/>
           <w:sz w:val="22"/>
         </w:rPr>
-        <w:t xml:space="preserve"> u    /    u    //   u  /  uu  /u  u /    </w:t>
+        <w:t xml:space="preserve"> u    /    u    /    /  u  /u  u/  u u  / </w:t>
       </w:r>
     </w:p>
     <w:p>
@@ -31085,7 +31085,7 @@
           <w:rFonts w:ascii="Courier New" w:hAnsi="Courier New"/>
           <w:sz w:val="22"/>
         </w:rPr>
-        <w:t xml:space="preserve">  u   /  u  /   u   / u / u //</w:t>
+        <w:t xml:space="preserve">  u   /  u  /   u   / u / u / </w:t>
       </w:r>
     </w:p>
     <w:p>
@@ -31122,7 +31122,7 @@
           <w:rFonts w:ascii="Courier New" w:hAnsi="Courier New"/>
           <w:sz w:val="22"/>
         </w:rPr>
-        <w:t xml:space="preserve"> u    /    u /  u   /     u   //   u   // </w:t>
+        <w:t xml:space="preserve"> u    /    u /  u   /     u   /    /   u/ </w:t>
       </w:r>
     </w:p>
     <w:p>
@@ -31233,7 +31233,7 @@
           <w:rFonts w:ascii="Courier New" w:hAnsi="Courier New"/>
           <w:sz w:val="22"/>
         </w:rPr>
-        <w:t xml:space="preserve"> u     /  u   /  u    /  u   //  u /    </w:t>
+        <w:t xml:space="preserve"> u     /  u   /  u    /  u   /   / u  / </w:t>
       </w:r>
     </w:p>
     <w:p>
@@ -31529,7 +31529,7 @@
           <w:rFonts w:ascii="Courier New" w:hAnsi="Courier New"/>
           <w:sz w:val="22"/>
         </w:rPr>
-        <w:t xml:space="preserve">u //     u  /  uu  //  u //    u  /   </w:t>
+        <w:t xml:space="preserve">u /      /  u  /u  u/    /u    /  / u </w:t>
       </w:r>
     </w:p>
     <w:p>
@@ -31677,7 +31677,7 @@
           <w:rFonts w:ascii="Courier New" w:hAnsi="Courier New"/>
           <w:sz w:val="22"/>
         </w:rPr>
-        <w:t xml:space="preserve"> u      /   u   /    u  /   uu   /    u / </w:t>
+        <w:t xml:space="preserve"> u      /   u   /    u  /   u    u    / u </w:t>
       </w:r>
     </w:p>
     <w:p>
@@ -31788,7 +31788,7 @@
           <w:rFonts w:ascii="Courier New" w:hAnsi="Courier New"/>
           <w:sz w:val="22"/>
         </w:rPr>
-        <w:t xml:space="preserve">u    /u u     //     uu   /    u   / u  /     </w:t>
+        <w:t xml:space="preserve">u    /u u     /      /u   u    /   u /  u  /  </w:t>
       </w:r>
     </w:p>
     <w:p>
@@ -32047,7 +32047,7 @@
           <w:rFonts w:ascii="Courier New" w:hAnsi="Courier New"/>
           <w:sz w:val="22"/>
         </w:rPr>
-        <w:t xml:space="preserve"> u     /  u    /   u    /u u     //    u  /   </w:t>
+        <w:t xml:space="preserve"> u     /  u    /   u    /u u     /     /  u / </w:t>
       </w:r>
     </w:p>
     <w:p>
@@ -32097,7 +32097,7 @@
           <w:rFonts w:ascii="Courier New" w:hAnsi="Courier New"/>
           <w:sz w:val="22"/>
         </w:rPr>
-        <w:t xml:space="preserve"> u    /    u /    u  /    u /   uu    /   </w:t>
+        <w:t xml:space="preserve"> u    /    u /    u  /    u /   u     u / </w:t>
       </w:r>
     </w:p>
     <w:p>
@@ -32134,7 +32134,7 @@
           <w:rFonts w:ascii="Courier New" w:hAnsi="Courier New"/>
           <w:sz w:val="22"/>
         </w:rPr>
-        <w:t xml:space="preserve"> u  /   uu   /   u    /  u  /    u /  </w:t>
+        <w:t xml:space="preserve"> u  /   u    u /      u  /  u    / u /</w:t>
       </w:r>
     </w:p>
     <w:p>
@@ -32171,7 +32171,7 @@
           <w:rFonts w:ascii="Courier New" w:hAnsi="Courier New"/>
           <w:sz w:val="22"/>
         </w:rPr>
-        <w:t xml:space="preserve">  u  /   u //    u   //  u   /  u /    </w:t>
+        <w:t xml:space="preserve">  u  /   u //    u   /   /   u  / u  / </w:t>
       </w:r>
     </w:p>
     <w:p>
@@ -32319,7 +32319,7 @@
           <w:rFonts w:ascii="Courier New" w:hAnsi="Courier New"/>
           <w:sz w:val="22"/>
         </w:rPr>
-        <w:t xml:space="preserve">u   //   u/      u  / u   / u// </w:t>
+        <w:t xml:space="preserve">u   /    /u    /    u /   u /u/ </w:t>
       </w:r>
     </w:p>
     <w:p>
@@ -32393,7 +32393,7 @@
           <w:rFonts w:ascii="Courier New" w:hAnsi="Courier New"/>
           <w:sz w:val="22"/>
         </w:rPr>
-        <w:t xml:space="preserve">  u   /   u  //   u   /    u   /   u /    </w:t>
+        <w:t xml:space="preserve">  u   /   u  /    /   u    /   u   / u  / </w:t>
       </w:r>
     </w:p>
     <w:p>
@@ -32504,7 +32504,7 @@
           <w:rFonts w:ascii="Courier New" w:hAnsi="Courier New"/>
           <w:sz w:val="22"/>
         </w:rPr>
-        <w:t xml:space="preserve"> u    /   u  / u /   uu   /  u     //    </w:t>
+        <w:t xml:space="preserve"> u    /   u  / u /   u    u  /     u/  / </w:t>
       </w:r>
     </w:p>
     <w:p>
@@ -32578,7 +32578,7 @@
           <w:rFonts w:ascii="Courier New" w:hAnsi="Courier New"/>
           <w:sz w:val="22"/>
         </w:rPr>
-        <w:t xml:space="preserve">u   /     u / u   // u  /u u   // </w:t>
+        <w:t xml:space="preserve">u   /     u / u   // u  /u u   /  </w:t>
       </w:r>
     </w:p>
     <w:p>
@@ -32615,7 +32615,7 @@
           <w:rFonts w:ascii="Courier New" w:hAnsi="Courier New"/>
           <w:sz w:val="22"/>
         </w:rPr>
-        <w:t xml:space="preserve">u  /   u  /   uu   /    u  /    u /  </w:t>
+        <w:t xml:space="preserve">u  /   u  /   u    u    /  u    / u  </w:t>
       </w:r>
     </w:p>
     <w:p>
@@ -32652,7 +32652,7 @@
           <w:rFonts w:ascii="Courier New" w:hAnsi="Courier New"/>
           <w:sz w:val="22"/>
         </w:rPr>
-        <w:t xml:space="preserve"> u //   u     //   u   //     u   //  u  / </w:t>
+        <w:t xml:space="preserve"> u //   u     //   u   //     u   /   /  u </w:t>
       </w:r>
     </w:p>
     <w:p>
@@ -32726,7 +32726,7 @@
           <w:rFonts w:ascii="Courier New" w:hAnsi="Courier New"/>
           <w:sz w:val="22"/>
         </w:rPr>
-        <w:t xml:space="preserve">  uu //   u  /   u   /   u   /    u    /   </w:t>
+        <w:t xml:space="preserve">  u  u/   /  u   /   u /     u    /    u / </w:t>
       </w:r>
     </w:p>
     <w:p>
@@ -32763,7 +32763,7 @@
           <w:rFonts w:ascii="Courier New" w:hAnsi="Courier New"/>
           <w:sz w:val="22"/>
         </w:rPr>
-        <w:t xml:space="preserve"> u   /  u   /    u     /  u     / u   // </w:t>
+        <w:t xml:space="preserve"> u   /  u   /    u     /  u     / u   /  </w:t>
       </w:r>
     </w:p>
     <w:p>
@@ -32837,7 +32837,7 @@
           <w:rFonts w:ascii="Courier New" w:hAnsi="Courier New"/>
           <w:sz w:val="22"/>
         </w:rPr>
-        <w:t xml:space="preserve"> u  /  u   /    u    /  u   /   u //</w:t>
+        <w:t xml:space="preserve"> u  /  u   /    u    /  u   /   u / </w:t>
       </w:r>
     </w:p>
     <w:p>
@@ -32911,7 +32911,7 @@
           <w:rFonts w:ascii="Courier New" w:hAnsi="Courier New"/>
           <w:sz w:val="22"/>
         </w:rPr>
-        <w:t xml:space="preserve">u    /   u  //   u    //  u    / u/  </w:t>
+        <w:t xml:space="preserve">u    /   u  /    /    u/  /    u /u  </w:t>
       </w:r>
     </w:p>
     <w:p>
@@ -33059,7 +33059,7 @@
           <w:rFonts w:ascii="Courier New" w:hAnsi="Courier New"/>
           <w:sz w:val="22"/>
         </w:rPr>
-        <w:t xml:space="preserve">  u    //  u /  u   /   u  //  u   /   </w:t>
+        <w:t xml:space="preserve">  u    //  u /  u   /   u  /   /   u / </w:t>
       </w:r>
     </w:p>
     <w:p>
@@ -33133,7 +33133,7 @@
           <w:rFonts w:ascii="Courier New" w:hAnsi="Courier New"/>
           <w:sz w:val="22"/>
         </w:rPr>
-        <w:t xml:space="preserve">  uu   /  u  /     u   /    u   /u  u   /   </w:t>
+        <w:t xml:space="preserve">  u    u  /  u /       u    /   u/  u   u / </w:t>
       </w:r>
     </w:p>
     <w:p>
@@ -33281,7 +33281,7 @@
           <w:rFonts w:ascii="Courier New" w:hAnsi="Courier New"/>
           <w:sz w:val="22"/>
         </w:rPr>
-        <w:t xml:space="preserve">  u  /  u   /  u   //    u  /    u /  </w:t>
+        <w:t xml:space="preserve">  u  /  u   /  u   /     /  u /    u  </w:t>
       </w:r>
     </w:p>
     <w:p>
@@ -33355,7 +33355,7 @@
           <w:rFonts w:ascii="Courier New" w:hAnsi="Courier New"/>
           <w:sz w:val="22"/>
         </w:rPr>
-        <w:t xml:space="preserve">u   / u //  u   /  uu  /    u /  </w:t>
+        <w:t xml:space="preserve">u   / u /   /   u  /u  u  /   u  </w:t>
       </w:r>
     </w:p>
     <w:p>
@@ -33725,7 +33725,7 @@
           <w:rFonts w:ascii="Courier New" w:hAnsi="Courier New"/>
           <w:sz w:val="22"/>
         </w:rPr>
-        <w:t xml:space="preserve">u    /  u //   u   /  u  /    u  /    </w:t>
+        <w:t xml:space="preserve">u    /  u /    / u    /  u    /  u  / </w:t>
       </w:r>
     </w:p>
     <w:p>
@@ -33960,7 +33960,7 @@
           <w:rFonts w:ascii="Courier New" w:hAnsi="Courier New"/>
           <w:sz w:val="22"/>
         </w:rPr>
-        <w:t xml:space="preserve"> u   /  u //     uu     /  u   /  u  /u  </w:t>
+        <w:t xml:space="preserve"> u   /  u /      /u     u  /   u  /  u/u </w:t>
       </w:r>
     </w:p>
     <w:p>
@@ -33997,7 +33997,7 @@
           <w:rFonts w:ascii="Courier New" w:hAnsi="Courier New"/>
           <w:sz w:val="22"/>
         </w:rPr>
-        <w:t xml:space="preserve">  u    // u    //  u    /  u  /   u  /u  </w:t>
+        <w:t xml:space="preserve">  u    // u    /   /    u  /  u   /  u/u </w:t>
       </w:r>
     </w:p>
     <w:p>
@@ -34034,7 +34034,7 @@
           <w:rFonts w:ascii="Courier New" w:hAnsi="Courier New"/>
           <w:sz w:val="22"/>
         </w:rPr>
-        <w:t xml:space="preserve">  u   //    u   /    u    /u  u  /  u   /   </w:t>
+        <w:t xml:space="preserve">  u   /     /   u    /    u/  u  u  /   u / </w:t>
       </w:r>
     </w:p>
     <w:p>
@@ -34145,7 +34145,7 @@
           <w:rFonts w:ascii="Courier New" w:hAnsi="Courier New"/>
           <w:sz w:val="22"/>
         </w:rPr>
-        <w:t xml:space="preserve">  u   /u  u   /    u   /    u   //  u  /     </w:t>
+        <w:t xml:space="preserve">  u   /u  u   /    u   /    u   /   /  u  /  </w:t>
       </w:r>
     </w:p>
     <w:p>
@@ -34219,7 +34219,7 @@
           <w:rFonts w:ascii="Courier New" w:hAnsi="Courier New"/>
           <w:sz w:val="22"/>
         </w:rPr>
-        <w:t xml:space="preserve">u     /u  u   //  u  / u    //  u //   </w:t>
+        <w:t xml:space="preserve">u     /u  u   /   /  u /    u/  / u/ / </w:t>
       </w:r>
     </w:p>
     <w:p>
@@ -34491,7 +34491,7 @@
           <w:rFonts w:ascii="Courier New" w:hAnsi="Courier New"/>
           <w:sz w:val="22"/>
         </w:rPr>
-        <w:t xml:space="preserve"> u //  u   /u   u  /  u    //  u  / </w:t>
+        <w:t xml:space="preserve"> u //  u   /u   u  /  u    /   /  u </w:t>
       </w:r>
     </w:p>
     <w:p>
@@ -34565,7 +34565,7 @@
           <w:rFonts w:ascii="Courier New" w:hAnsi="Courier New"/>
           <w:sz w:val="22"/>
         </w:rPr>
-        <w:t xml:space="preserve"> u /   uu    /    u  /   u      /   u  /   </w:t>
+        <w:t xml:space="preserve"> u /   u     u /     u   /  u       /  u  /</w:t>
       </w:r>
     </w:p>
     <w:p>
@@ -34972,7 +34972,7 @@
           <w:rFonts w:ascii="Courier New" w:hAnsi="Courier New"/>
           <w:sz w:val="22"/>
         </w:rPr>
-        <w:t xml:space="preserve">    u  /    uu   /  u /   u    /  u  /   </w:t>
+        <w:t xml:space="preserve">    u  /    u    u  / u /      u  /  u / </w:t>
       </w:r>
     </w:p>
     <w:p>
@@ -35083,7 +35083,7 @@
           <w:rFonts w:ascii="Courier New" w:hAnsi="Courier New"/>
           <w:sz w:val="22"/>
         </w:rPr>
-        <w:t xml:space="preserve">u   /  u   //   u    / u    /  u   /   </w:t>
+        <w:t xml:space="preserve">u   /  u   /    /    u /    u  /   u / </w:t>
       </w:r>
     </w:p>
     <w:p>
@@ -35120,7 +35120,7 @@
           <w:rFonts w:ascii="Courier New" w:hAnsi="Courier New"/>
           <w:sz w:val="22"/>
         </w:rPr>
-        <w:t xml:space="preserve">  u   /  u  /     uu     /   uu   /    u   /   </w:t>
+        <w:t xml:space="preserve">  u   /  u  /     uu     /   u    u /      u / </w:t>
       </w:r>
     </w:p>
     <w:p>
@@ -35355,7 +35355,7 @@
           <w:rFonts w:ascii="Courier New" w:hAnsi="Courier New"/>
           <w:sz w:val="22"/>
         </w:rPr>
-        <w:t xml:space="preserve">  u    /      u   /  uu   /    u  /   u /  </w:t>
+        <w:t xml:space="preserve">  u    /      u   /  u    u    /  u   / u  </w:t>
       </w:r>
     </w:p>
     <w:p>
@@ -35503,7 +35503,7 @@
           <w:rFonts w:ascii="Courier New" w:hAnsi="Courier New"/>
           <w:sz w:val="22"/>
         </w:rPr>
-        <w:t xml:space="preserve">u  /   u    /   u  / u  /  uu  /    </w:t>
+        <w:t xml:space="preserve">u  /   u    /   u  / u  /  u   u  / </w:t>
       </w:r>
     </w:p>
     <w:p>
@@ -35812,7 +35812,7 @@
           <w:rFonts w:ascii="Courier New" w:hAnsi="Courier New"/>
           <w:sz w:val="22"/>
         </w:rPr>
-        <w:t xml:space="preserve"> u   /// uu  /  u  /  u  /    u  u//    </w:t>
+        <w:t xml:space="preserve"> u   /// u   u  /  u  /  u    /  uu/  / </w:t>
       </w:r>
     </w:p>
     <w:p>
@@ -36256,7 +36256,7 @@
           <w:rFonts w:ascii="Courier New" w:hAnsi="Courier New"/>
           <w:sz w:val="22"/>
         </w:rPr>
-        <w:t xml:space="preserve">u    /  u  /u  u   / u  /  u    // </w:t>
+        <w:t xml:space="preserve">u    /  u  /u  u   / u  /  u    /  </w:t>
       </w:r>
     </w:p>
     <w:p>
@@ -36293,7 +36293,7 @@
           <w:rFonts w:ascii="Courier New" w:hAnsi="Courier New"/>
           <w:sz w:val="22"/>
         </w:rPr>
-        <w:t xml:space="preserve"> u     /  u   //     u  /    u     /  u    //</w:t>
+        <w:t xml:space="preserve"> u     /  u   //     u  /    u     /  u    / </w:t>
       </w:r>
     </w:p>
     <w:p>
@@ -36330,7 +36330,7 @@
           <w:rFonts w:ascii="Courier New" w:hAnsi="Courier New"/>
           <w:sz w:val="22"/>
         </w:rPr>
-        <w:t xml:space="preserve">u  //   u  /u  u   /  u   /  u  /    </w:t>
+        <w:t xml:space="preserve">u  /    /  u/  u   u  /   u  /  u  / </w:t>
       </w:r>
     </w:p>
     <w:p>
@@ -36367,7 +36367,7 @@
           <w:rFonts w:ascii="Courier New" w:hAnsi="Courier New"/>
           <w:sz w:val="22"/>
         </w:rPr>
-        <w:t xml:space="preserve">u     /  u  /   u  /   u    /    uu  // </w:t>
+        <w:t xml:space="preserve">u     /  u  /   u  /   u    /    uu  /  </w:t>
       </w:r>
     </w:p>
     <w:p>
@@ -36404,7 +36404,7 @@
           <w:rFonts w:ascii="Courier New" w:hAnsi="Courier New"/>
           <w:sz w:val="22"/>
         </w:rPr>
-        <w:t xml:space="preserve">u   /  u   /     u   /    u   /   uu  /    </w:t>
+        <w:t xml:space="preserve">u   /  u   /     u   /    u   /   u   u  / </w:t>
       </w:r>
     </w:p>
     <w:p>
@@ -36441,7 +36441,7 @@
           <w:rFonts w:ascii="Courier New" w:hAnsi="Courier New"/>
           <w:sz w:val="22"/>
         </w:rPr>
-        <w:t xml:space="preserve"> u     //  u  /  u  //  u   /  u  /    </w:t>
+        <w:t xml:space="preserve"> u     /   /  u  /  u/  /   u  /  u  / </w:t>
       </w:r>
     </w:p>
     <w:p>
@@ -36515,7 +36515,7 @@
           <w:rFonts w:ascii="Courier New" w:hAnsi="Courier New"/>
           <w:sz w:val="22"/>
         </w:rPr>
-        <w:t xml:space="preserve">u  /   u   /u  u    /    u   //   u   /   </w:t>
+        <w:t xml:space="preserve">u  /   u   /u  u    /    u   /    /   u / </w:t>
       </w:r>
     </w:p>
     <w:p>
@@ -36552,7 +36552,7 @@
           <w:rFonts w:ascii="Courier New" w:hAnsi="Courier New"/>
           <w:sz w:val="22"/>
         </w:rPr>
-        <w:t xml:space="preserve">u  /   u   /   uu  /    u    /     u  /  </w:t>
+        <w:t xml:space="preserve">u  /   u   /   u   u    / u    /      u  </w:t>
       </w:r>
     </w:p>
     <w:p>
@@ -36713,7 +36713,7 @@
           <w:rFonts w:ascii="Courier New" w:hAnsi="Courier New"/>
           <w:sz w:val="22"/>
         </w:rPr>
-        <w:t xml:space="preserve">u      /  u    /u  u   //   u /  u   /    </w:t>
+        <w:t xml:space="preserve">u      /  u    /u  u   /    / u  /   u  / </w:t>
       </w:r>
     </w:p>
     <w:p>
@@ -36824,7 +36824,7 @@
           <w:rFonts w:ascii="Courier New" w:hAnsi="Courier New"/>
           <w:sz w:val="22"/>
         </w:rPr>
-        <w:t xml:space="preserve"> u  //   u   /   u   / u   /    u /u   </w:t>
+        <w:t xml:space="preserve"> u  /    /   u   /   u /   u    / u/ u </w:t>
       </w:r>
     </w:p>
     <w:p>
@@ -37009,7 +37009,7 @@
           <w:rFonts w:ascii="Courier New" w:hAnsi="Courier New"/>
           <w:sz w:val="22"/>
         </w:rPr>
-        <w:t xml:space="preserve">u    //   u  /    u  /u  u    /    u /    </w:t>
+        <w:t xml:space="preserve">u    /    /  u /     u/  u    u    / u  / </w:t>
       </w:r>
     </w:p>
     <w:p>
@@ -37083,7 +37083,7 @@
           <w:rFonts w:ascii="Courier New" w:hAnsi="Courier New"/>
           <w:sz w:val="22"/>
         </w:rPr>
-        <w:t xml:space="preserve"> u    /   u  //   u    //    uu   /   u   /  </w:t>
+        <w:t xml:space="preserve"> u    /   u  /    /    u/    /    u       u  </w:t>
       </w:r>
     </w:p>
     <w:p>
@@ -37157,7 +37157,7 @@
           <w:rFonts w:ascii="Courier New" w:hAnsi="Courier New"/>
           <w:sz w:val="22"/>
         </w:rPr>
-        <w:t xml:space="preserve"> u     /  u   //      u    /   u  /    u /  </w:t>
+        <w:t xml:space="preserve"> u     /  u   /       /    u /    u    / u  </w:t>
       </w:r>
     </w:p>
     <w:p>
@@ -37231,7 +37231,7 @@
           <w:rFonts w:ascii="Courier New" w:hAnsi="Courier New"/>
           <w:sz w:val="22"/>
         </w:rPr>
-        <w:t>u    /    u   /  u   //   u       / u /</w:t>
+        <w:t>u    /    u   /  u   /    /    u    / u</w:t>
       </w:r>
     </w:p>
     <w:p>
@@ -37268,7 +37268,7 @@
           <w:rFonts w:ascii="Courier New" w:hAnsi="Courier New"/>
           <w:sz w:val="22"/>
         </w:rPr>
-        <w:t xml:space="preserve">u    //   u  //     u  /   u   /     u    /    </w:t>
+        <w:t xml:space="preserve">u    /    /  u/        /   u   /     u    / u  </w:t>
       </w:r>
     </w:p>
     <w:p>
@@ -37379,7 +37379,7 @@
           <w:rFonts w:ascii="Courier New" w:hAnsi="Courier New"/>
           <w:sz w:val="22"/>
         </w:rPr>
-        <w:t xml:space="preserve">  u   /    u  / u /    uu   /  u    /   </w:t>
+        <w:t xml:space="preserve">  u   /    u  / u /    u    u  / u    / </w:t>
       </w:r>
     </w:p>
     <w:p>
@@ -37527,7 +37527,7 @@
           <w:rFonts w:ascii="Courier New" w:hAnsi="Courier New"/>
           <w:sz w:val="22"/>
         </w:rPr>
-        <w:t xml:space="preserve">   u    //      u/        u   /  u    /    uu  /    </w:t>
+        <w:t xml:space="preserve">   u    /       /u   /        u  /    u    /u     u </w:t>
       </w:r>
     </w:p>
     <w:p>
@@ -37601,7 +37601,7 @@
           <w:rFonts w:ascii="Courier New" w:hAnsi="Courier New"/>
           <w:sz w:val="22"/>
         </w:rPr>
-        <w:t xml:space="preserve">  u    // u      /  u    /   uu   / u/ </w:t>
+        <w:t xml:space="preserve">  u    // u      /  u    /   u    u /u </w:t>
       </w:r>
     </w:p>
     <w:p>
@@ -37712,7 +37712,7 @@
           <w:rFonts w:ascii="Courier New" w:hAnsi="Courier New"/>
           <w:sz w:val="22"/>
         </w:rPr>
-        <w:t xml:space="preserve"> u    / u //    u  / u  / u   //</w:t>
+        <w:t xml:space="preserve"> u    / u /     /  u /  u /   u/</w:t>
       </w:r>
     </w:p>
     <w:p>
@@ -37823,7 +37823,7 @@
           <w:rFonts w:ascii="Courier New" w:hAnsi="Courier New"/>
           <w:sz w:val="22"/>
         </w:rPr>
-        <w:t xml:space="preserve">  u  //     u   /  u    /   u //  u   /    </w:t>
+        <w:t xml:space="preserve">  u  //     u   /  u    /   u /   /   u  / </w:t>
       </w:r>
     </w:p>
     <w:p>
@@ -37860,7 +37860,7 @@
           <w:rFonts w:ascii="Courier New" w:hAnsi="Courier New"/>
           <w:sz w:val="22"/>
         </w:rPr>
-        <w:t xml:space="preserve"> u   /   u  /     u   /  u     //    u   / </w:t>
+        <w:t xml:space="preserve"> u   /   u  /     u   /  u     /     /   u </w:t>
       </w:r>
     </w:p>
     <w:p>
@@ -38045,7 +38045,7 @@
           <w:rFonts w:ascii="Courier New" w:hAnsi="Courier New"/>
           <w:sz w:val="22"/>
         </w:rPr>
-        <w:t xml:space="preserve">u   /   u   //   u   /  u    /    u  /     </w:t>
+        <w:t xml:space="preserve">u   /   u   /    /   u  /    u    /  u  /  </w:t>
       </w:r>
     </w:p>
     <w:p>
@@ -38082,7 +38082,7 @@
           <w:rFonts w:ascii="Courier New" w:hAnsi="Courier New"/>
           <w:sz w:val="22"/>
         </w:rPr>
-        <w:t xml:space="preserve">  u   /u /   u   //  u    //   u  /    </w:t>
+        <w:t xml:space="preserve">  u   /u /   u   //  u    /    /  u  / </w:t>
       </w:r>
     </w:p>
     <w:p>
@@ -38193,7 +38193,7 @@
           <w:rFonts w:ascii="Courier New" w:hAnsi="Courier New"/>
           <w:sz w:val="22"/>
         </w:rPr>
-        <w:t xml:space="preserve">uu    /  uu   /    u   /    u  /    u  /    </w:t>
+        <w:t xml:space="preserve">uu    /  u    u    /   u  /    u    /  u  / </w:t>
       </w:r>
     </w:p>
     <w:p>
@@ -38230,7 +38230,7 @@
           <w:rFonts w:ascii="Courier New" w:hAnsi="Courier New"/>
           <w:sz w:val="22"/>
         </w:rPr>
-        <w:t xml:space="preserve">u     / u //   u    /   u  /   uu  /    </w:t>
+        <w:t xml:space="preserve">u     / u /    /    u   /  u   /u  u  / </w:t>
       </w:r>
     </w:p>
     <w:p>
@@ -38391,7 +38391,7 @@
           <w:rFonts w:ascii="Courier New" w:hAnsi="Courier New"/>
           <w:sz w:val="22"/>
         </w:rPr>
-        <w:t xml:space="preserve"> u  /    u  //     uu  /    u   /    u  /u  </w:t>
+        <w:t xml:space="preserve"> u  /    u  /      /u       u   /  u /   u/ </w:t>
       </w:r>
     </w:p>
     <w:p>
@@ -38465,7 +38465,7 @@
           <w:rFonts w:ascii="Courier New" w:hAnsi="Courier New"/>
           <w:sz w:val="22"/>
         </w:rPr>
-        <w:t xml:space="preserve">  u  u/      uu    //    u     /  u    / u/   </w:t>
+        <w:t xml:space="preserve">  u  u/      u     u/          /  u    / u/   </w:t>
       </w:r>
     </w:p>
     <w:p>
@@ -38539,7 +38539,7 @@
           <w:rFonts w:ascii="Courier New" w:hAnsi="Courier New"/>
           <w:sz w:val="22"/>
         </w:rPr>
-        <w:t xml:space="preserve"> u  /    u   /   u  //    u  /u  u //     </w:t>
+        <w:t xml:space="preserve"> u  /    u   /   u  /     /  u/  u u/  /  </w:t>
       </w:r>
     </w:p>
     <w:p>
@@ -38613,7 +38613,7 @@
           <w:rFonts w:ascii="Courier New" w:hAnsi="Courier New"/>
           <w:sz w:val="22"/>
         </w:rPr>
-        <w:t xml:space="preserve"> u   /  u   //      u   /u   u    /   u /   </w:t>
+        <w:t xml:space="preserve"> u   /  u   /       /   u/ u      u   / u / </w:t>
       </w:r>
     </w:p>
     <w:p>
@@ -39107,7 +39107,7 @@
           <w:rFonts w:ascii="Courier New" w:hAnsi="Courier New"/>
           <w:sz w:val="22"/>
         </w:rPr>
-        <w:t xml:space="preserve"> u  /  u //  u /   u    / u  /u </w:t>
+        <w:t xml:space="preserve"> u  /  u /   / u   /    u /  u/ </w:t>
       </w:r>
     </w:p>
     <w:p>
@@ -39181,7 +39181,7 @@
           <w:rFonts w:ascii="Courier New" w:hAnsi="Courier New"/>
           <w:sz w:val="22"/>
         </w:rPr>
-        <w:t xml:space="preserve"> u  /    u    //    u   /    u   /    u   /u </w:t>
+        <w:t xml:space="preserve"> u  /    u    /     /   u    /   u    /   u/ </w:t>
       </w:r>
     </w:p>
     <w:p>
@@ -39255,7 +39255,7 @@
           <w:rFonts w:ascii="Courier New" w:hAnsi="Courier New"/>
           <w:sz w:val="22"/>
         </w:rPr>
-        <w:t xml:space="preserve"> u  //  u  /   u    /   u   / u    /   </w:t>
+        <w:t xml:space="preserve"> u  /   /  u   /    u   /   u /    u / </w:t>
       </w:r>
     </w:p>
     <w:p>
@@ -39366,7 +39366,7 @@
           <w:rFonts w:ascii="Courier New" w:hAnsi="Courier New"/>
           <w:sz w:val="22"/>
         </w:rPr>
-        <w:t xml:space="preserve">  u  /  u /     u   //    u  /  u   // </w:t>
+        <w:t xml:space="preserve">  u  /  u /     u   /     /  u  /   u/ </w:t>
       </w:r>
     </w:p>
     <w:p>
@@ -39403,7 +39403,7 @@
           <w:rFonts w:ascii="Courier New" w:hAnsi="Courier New"/>
           <w:sz w:val="22"/>
         </w:rPr>
-        <w:t xml:space="preserve">  u    /  u/    u   //    u  /  u   /    </w:t>
+        <w:t xml:space="preserve">  u    /  u/    u   /     /  u  /   u    </w:t>
       </w:r>
     </w:p>
     <w:p>
@@ -39477,7 +39477,7 @@
           <w:rFonts w:ascii="Courier New" w:hAnsi="Courier New"/>
           <w:sz w:val="22"/>
         </w:rPr>
-        <w:t xml:space="preserve"> u    /    u   / u  /    u    /u  // </w:t>
+        <w:t xml:space="preserve"> u    /    u   / u  /    u    /u  /  </w:t>
       </w:r>
     </w:p>
     <w:p>
@@ -39773,7 +39773,7 @@
           <w:rFonts w:ascii="Courier New" w:hAnsi="Courier New"/>
           <w:sz w:val="22"/>
         </w:rPr>
-        <w:t xml:space="preserve">u /  u   /    u   //   u //    u   /   </w:t>
+        <w:t xml:space="preserve">u /  u   /    u   /    / u/ /      u / </w:t>
       </w:r>
     </w:p>
     <w:p>
